--- a/equipo/D4/D4-MATERIAL-INFORME1.docx
+++ b/equipo/D4/D4-MATERIAL-INFORME1.docx
@@ -1405,6 +1405,459 @@
       </w:r>
       <w:r>
         <w:t xml:space="preserve"> El reparto interno entre las dos personas queda sin efecto para efectos de este documento: hay entregables —la política de respaldos, los puestos de trabajo, los caps. 9 y 10— que no estaban asignados a nadie y que son fuente obligatoria.</w:t>
+      </w:r>
+    </w:p>
+    <w:p>
+      <w:pPr>
+        <w:pStyle w:val="Heading2"/>
+        <w:keepNext/>
+        <w:spacing w:before="260" w:after="100"/>
+      </w:pPr>
+      <w:r>
+        <w:t xml:space="preserve">0.6 Procedencia de los datos — cómo leer las marcas</w:t>
+      </w:r>
+    </w:p>
+    <w:p>
+      <w:pPr>
+        <w:spacing w:before="0" w:after="140" w:line="264" w:lineRule="auto"/>
+      </w:pPr>
+      <w:r>
+        <w:t xml:space="preserve">Toda cifra de este documento pertenece a uno de cuatro niveles. </w:t>
+      </w:r>
+      <w:r>
+        <w:rPr>
+          <w:b/>
+        </w:rPr>
+        <w:t xml:space="preserve">La marca aparece junto al dato salvo en el nivel [B], donde la cita de página cumple esa función.</w:t>
+      </w:r>
+    </w:p>
+    <w:tbl>
+      <w:tblPr>
+        <w:tblW w:w="9350" w:type="dxa"/>
+        <w:tblLayout w:type="fixed"/>
+        <w:tblBorders>
+          <w:top w:val="single" w:sz="4" w:space="0" w:color="C8D2DE"/>
+          <w:left w:val="single" w:sz="4" w:space="0" w:color="C8D2DE"/>
+          <w:bottom w:val="single" w:sz="4" w:space="0" w:color="C8D2DE"/>
+          <w:right w:val="single" w:sz="4" w:space="0" w:color="C8D2DE"/>
+          <w:insideH w:val="single" w:sz="4" w:space="0" w:color="C8D2DE"/>
+          <w:insideV w:val="single" w:sz="4" w:space="0" w:color="C8D2DE"/>
+        </w:tblBorders>
+        <w:tblCellMar>
+          <w:top w:w="60" w:type="dxa"/>
+          <w:left w:w="80" w:type="dxa"/>
+          <w:bottom w:w="60" w:type="dxa"/>
+          <w:right w:w="80" w:type="dxa"/>
+        </w:tblCellMar>
+      </w:tblPr>
+      <w:tblGrid>
+        <w:gridCol w:w="3116"/>
+        <w:gridCol w:w="3116"/>
+        <w:gridCol w:w="3116"/>
+      </w:tblGrid>
+      <w:tr>
+        <w:trPr>
+          <w:tblHeader/>
+          <w:cantSplit/>
+        </w:trPr>
+        <w:tc>
+          <w:tcPr>
+            <w:tcW w:w="3116" w:type="dxa"/>
+            <w:shd w:val="clear" w:fill="EDF2F8"/>
+            <w:vAlign w:val="top"/>
+          </w:tcPr>
+          <w:p>
+            <w:pPr>
+              <w:spacing w:before="40" w:after="40"/>
+              <w:rPr>
+                <w:sz w:val="18"/>
+              </w:rPr>
+            </w:pPr>
+            <w:r>
+              <w:rPr>
+                <w:b/>
+                <w:sz w:val="18"/>
+                <w:szCs w:val="18"/>
+              </w:rPr>
+              <w:t xml:space="preserve">Marca</w:t>
+            </w:r>
+          </w:p>
+        </w:tc>
+        <w:tc>
+          <w:tcPr>
+            <w:tcW w:w="3116" w:type="dxa"/>
+            <w:shd w:val="clear" w:fill="EDF2F8"/>
+            <w:vAlign w:val="top"/>
+          </w:tcPr>
+          <w:p>
+            <w:pPr>
+              <w:spacing w:before="40" w:after="40"/>
+              <w:rPr>
+                <w:sz w:val="18"/>
+              </w:rPr>
+            </w:pPr>
+            <w:r>
+              <w:rPr>
+                <w:b/>
+                <w:sz w:val="18"/>
+                <w:szCs w:val="18"/>
+              </w:rPr>
+              <w:t xml:space="preserve">Significado</w:t>
+            </w:r>
+          </w:p>
+        </w:tc>
+        <w:tc>
+          <w:tcPr>
+            <w:tcW w:w="3116" w:type="dxa"/>
+            <w:shd w:val="clear" w:fill="EDF2F8"/>
+            <w:vAlign w:val="top"/>
+          </w:tcPr>
+          <w:p>
+            <w:pPr>
+              <w:spacing w:before="40" w:after="40"/>
+              <w:rPr>
+                <w:sz w:val="18"/>
+              </w:rPr>
+            </w:pPr>
+            <w:r>
+              <w:rPr>
+                <w:b/>
+                <w:sz w:val="18"/>
+                <w:szCs w:val="18"/>
+              </w:rPr>
+              <w:t xml:space="preserve">Se puede citar en el informe</w:t>
+            </w:r>
+          </w:p>
+        </w:tc>
+      </w:tr>
+      <w:tr>
+        <w:trPr>
+          <w:cantSplit/>
+        </w:trPr>
+        <w:tc>
+          <w:tcPr>
+            <w:tcW w:w="3116" w:type="dxa"/>
+            <w:vAlign w:val="top"/>
+          </w:tcPr>
+          <w:p>
+            <w:pPr>
+              <w:spacing w:before="40" w:after="40"/>
+              <w:rPr>
+                <w:sz w:val="18"/>
+              </w:rPr>
+            </w:pPr>
+            <w:r>
+              <w:rPr>
+                <w:b/>
+                <w:sz w:val="18"/>
+                <w:szCs w:val="18"/>
+              </w:rPr>
+              <w:t xml:space="preserve">[B]</w:t>
+            </w:r>
+          </w:p>
+        </w:tc>
+        <w:tc>
+          <w:tcPr>
+            <w:tcW w:w="3116" w:type="dxa"/>
+            <w:vAlign w:val="top"/>
+          </w:tcPr>
+          <w:p>
+            <w:pPr>
+              <w:spacing w:before="40" w:after="40"/>
+              <w:rPr>
+                <w:sz w:val="18"/>
+              </w:rPr>
+            </w:pPr>
+            <w:r>
+              <w:rPr>
+                <w:sz w:val="18"/>
+                <w:szCs w:val="18"/>
+              </w:rPr>
+              <w:t xml:space="preserve">Verificado en los PDF de las bases. Lleva capítulo, numeral y página.</w:t>
+            </w:r>
+          </w:p>
+        </w:tc>
+        <w:tc>
+          <w:tcPr>
+            <w:tcW w:w="3116" w:type="dxa"/>
+            <w:vAlign w:val="top"/>
+          </w:tcPr>
+          <w:p>
+            <w:pPr>
+              <w:spacing w:before="40" w:after="40"/>
+              <w:rPr>
+                <w:sz w:val="18"/>
+              </w:rPr>
+            </w:pPr>
+            <w:r>
+              <w:rPr>
+                <w:sz w:val="18"/>
+                <w:szCs w:val="18"/>
+              </w:rPr>
+              <w:t xml:space="preserve">Sí</w:t>
+            </w:r>
+          </w:p>
+        </w:tc>
+      </w:tr>
+      <w:tr>
+        <w:trPr>
+          <w:cantSplit/>
+        </w:trPr>
+        <w:tc>
+          <w:tcPr>
+            <w:tcW w:w="3116" w:type="dxa"/>
+            <w:vAlign w:val="top"/>
+          </w:tcPr>
+          <w:p>
+            <w:pPr>
+              <w:spacing w:before="40" w:after="40"/>
+              <w:rPr>
+                <w:sz w:val="18"/>
+              </w:rPr>
+            </w:pPr>
+            <w:r>
+              <w:rPr>
+                <w:b/>
+                <w:sz w:val="18"/>
+                <w:szCs w:val="18"/>
+              </w:rPr>
+              <w:t xml:space="preserve">[F]</w:t>
+            </w:r>
+          </w:p>
+        </w:tc>
+        <w:tc>
+          <w:tcPr>
+            <w:tcW w:w="3116" w:type="dxa"/>
+            <w:vAlign w:val="top"/>
+          </w:tcPr>
+          <w:p>
+            <w:pPr>
+              <w:spacing w:before="40" w:after="40"/>
+              <w:rPr>
+                <w:sz w:val="18"/>
+              </w:rPr>
+            </w:pPr>
+            <w:r>
+              <w:rPr>
+                <w:sz w:val="18"/>
+                <w:szCs w:val="18"/>
+              </w:rPr>
+              <w:t xml:space="preserve">Verificado en fuente externa durante el análisis (ficha del fabricante, sitio del proveedor, especificación pública).</w:t>
+            </w:r>
+          </w:p>
+        </w:tc>
+        <w:tc>
+          <w:tcPr>
+            <w:tcW w:w="3116" w:type="dxa"/>
+            <w:vAlign w:val="top"/>
+          </w:tcPr>
+          <w:p>
+            <w:pPr>
+              <w:spacing w:before="40" w:after="40"/>
+              <w:rPr>
+                <w:sz w:val="18"/>
+              </w:rPr>
+            </w:pPr>
+            <w:r>
+              <w:rPr>
+                <w:sz w:val="18"/>
+                <w:szCs w:val="18"/>
+              </w:rPr>
+              <w:t xml:space="preserve">Sí, citando la fuente en APA</w:t>
+            </w:r>
+          </w:p>
+        </w:tc>
+      </w:tr>
+      <w:tr>
+        <w:trPr>
+          <w:cantSplit/>
+        </w:trPr>
+        <w:tc>
+          <w:tcPr>
+            <w:tcW w:w="3116" w:type="dxa"/>
+            <w:vAlign w:val="top"/>
+          </w:tcPr>
+          <w:p>
+            <w:pPr>
+              <w:spacing w:before="40" w:after="40"/>
+              <w:rPr>
+                <w:sz w:val="18"/>
+              </w:rPr>
+            </w:pPr>
+            <w:r>
+              <w:rPr>
+                <w:b/>
+                <w:sz w:val="18"/>
+                <w:szCs w:val="18"/>
+              </w:rPr>
+              <w:t xml:space="preserve">[S]</w:t>
+            </w:r>
+          </w:p>
+        </w:tc>
+        <w:tc>
+          <w:tcPr>
+            <w:tcW w:w="3116" w:type="dxa"/>
+            <w:vAlign w:val="top"/>
+          </w:tcPr>
+          <w:p>
+            <w:pPr>
+              <w:spacing w:before="40" w:after="40"/>
+              <w:rPr>
+                <w:sz w:val="18"/>
+              </w:rPr>
+            </w:pPr>
+            <w:r>
+              <w:rPr>
+                <w:sz w:val="18"/>
+                <w:szCs w:val="18"/>
+              </w:rPr>
+              <w:t xml:space="preserve">Supuesto de D4, con derivación explícita en §7.</w:t>
+            </w:r>
+          </w:p>
+        </w:tc>
+        <w:tc>
+          <w:tcPr>
+            <w:tcW w:w="3116" w:type="dxa"/>
+            <w:vAlign w:val="top"/>
+          </w:tcPr>
+          <w:p>
+            <w:pPr>
+              <w:spacing w:before="40" w:after="40"/>
+              <w:rPr>
+                <w:sz w:val="18"/>
+              </w:rPr>
+            </w:pPr>
+            <w:r>
+              <w:rPr>
+                <w:sz w:val="18"/>
+                <w:szCs w:val="18"/>
+              </w:rPr>
+              <w:t xml:space="preserve">Sí, </w:t>
+            </w:r>
+            <w:r>
+              <w:rPr>
+                <w:b/>
+                <w:sz w:val="18"/>
+                <w:szCs w:val="18"/>
+              </w:rPr>
+              <w:t xml:space="preserve">declarado como supuesto</w:t>
+            </w:r>
+          </w:p>
+        </w:tc>
+      </w:tr>
+      <w:tr>
+        <w:trPr>
+          <w:cantSplit/>
+        </w:trPr>
+        <w:tc>
+          <w:tcPr>
+            <w:tcW w:w="3116" w:type="dxa"/>
+            <w:vAlign w:val="top"/>
+          </w:tcPr>
+          <w:p>
+            <w:pPr>
+              <w:spacing w:before="40" w:after="40"/>
+              <w:rPr>
+                <w:sz w:val="18"/>
+              </w:rPr>
+            </w:pPr>
+            <w:r>
+              <w:rPr>
+                <w:b/>
+                <w:sz w:val="18"/>
+                <w:szCs w:val="18"/>
+              </w:rPr>
+              <w:t xml:space="preserve">[?]</w:t>
+            </w:r>
+          </w:p>
+        </w:tc>
+        <w:tc>
+          <w:tcPr>
+            <w:tcW w:w="3116" w:type="dxa"/>
+            <w:vAlign w:val="top"/>
+          </w:tcPr>
+          <w:p>
+            <w:pPr>
+              <w:spacing w:before="40" w:after="40"/>
+              <w:rPr>
+                <w:sz w:val="18"/>
+              </w:rPr>
+            </w:pPr>
+            <w:r>
+              <w:rPr>
+                <w:sz w:val="18"/>
+                <w:szCs w:val="18"/>
+              </w:rPr>
+              <w:t xml:space="preserve">Escrito de memoria, </w:t>
+            </w:r>
+            <w:r>
+              <w:rPr>
+                <w:b/>
+                <w:sz w:val="18"/>
+                <w:szCs w:val="18"/>
+              </w:rPr>
+              <w:t xml:space="preserve">sin verificar</w:t>
+            </w:r>
+            <w:r>
+              <w:rPr>
+                <w:sz w:val="18"/>
+                <w:szCs w:val="18"/>
+              </w:rPr>
+              <w:t xml:space="preserve">.</w:t>
+            </w:r>
+          </w:p>
+        </w:tc>
+        <w:tc>
+          <w:tcPr>
+            <w:tcW w:w="3116" w:type="dxa"/>
+            <w:vAlign w:val="top"/>
+          </w:tcPr>
+          <w:p>
+            <w:pPr>
+              <w:spacing w:before="40" w:after="40"/>
+              <w:rPr>
+                <w:sz w:val="18"/>
+              </w:rPr>
+            </w:pPr>
+            <w:r>
+              <w:rPr>
+                <w:b/>
+                <w:sz w:val="18"/>
+                <w:szCs w:val="18"/>
+              </w:rPr>
+              <w:t xml:space="preserve">No.</w:t>
+            </w:r>
+            <w:r>
+              <w:rPr>
+                <w:sz w:val="18"/>
+                <w:szCs w:val="18"/>
+              </w:rPr>
+              <w:t xml:space="preserve"> Verificar o eliminar antes de la entrega</w:t>
+            </w:r>
+          </w:p>
+        </w:tc>
+      </w:tr>
+    </w:tbl>
+    <w:p>
+      <w:pPr>
+        <w:spacing w:before="0" w:after="100"/>
+      </w:pPr>
+    </w:p>
+    <w:p>
+      <w:pPr>
+        <w:spacing w:before="0" w:after="140" w:line="264" w:lineRule="auto"/>
+      </w:pPr>
+      <w:r>
+        <w:t xml:space="preserve">El registro completo de los niveles [F], [S] y [?] está en la </w:t>
+      </w:r>
+      <w:r>
+        <w:rPr>
+          <w:b/>
+        </w:rPr>
+        <w:t xml:space="preserve">§13</w:t>
+      </w:r>
+      <w:r>
+        <w:t xml:space="preserve">. Los del nivel [?] son los únicos que bloquean: si llegan al informe sin comprobar, se está afirmando algo que nadie contrastó.</w:t>
       </w:r>
     </w:p>
     <w:p>
@@ -6024,7 +6477,7 @@
         <w:t xml:space="preserve">Exigencia de pliego propuesta: almacenamiento no volátil ≥ 8 GB</w:t>
       </w:r>
       <w:r>
-        <w:t xml:space="preserve">, no «suficiente para 72 h». El sobrecosto de pasar de 16 MB a 8 GB es marginal y elimina toda una clase de riesgo.</w:t>
+        <w:t xml:space="preserve">, no «suficiente para 72 h». El sobrecosto de subir a esa capacidad es marginal y elimina toda una clase de riesgo.</w:t>
       </w:r>
     </w:p>
     <w:p>
@@ -6071,7 +6524,7 @@
           <w:sz w:val="21"/>
           <w:szCs w:val="21"/>
         </w:rPr>
-        <w:t xml:space="preserve"> | 72 h sin pérdida (RT-03.10) | | Protección de ingreso | </w:t>
+        <w:t xml:space="preserve"> [F] | 72 h sin pérdida (RT-03.10) | | Protección de ingreso | </w:t>
       </w:r>
       <w:r>
         <w:rPr>
@@ -6086,7 +6539,7 @@
           <w:sz w:val="21"/>
           <w:szCs w:val="21"/>
         </w:rPr>
-        <w:t xml:space="preserve"> | «polvo» nombrado explícitamente (Cap. 6, pág. 14/49); RT-08.12 | | Temperatura de operación | </w:t>
+        <w:t xml:space="preserve"> [F] | «polvo» nombrado explícitamente (Cap. 6, pág. 14/49); RT-08.12 | | Temperatura de operación | </w:t>
       </w:r>
       <w:r>
         <w:rPr>
@@ -6101,7 +6554,7 @@
           <w:sz w:val="21"/>
           <w:szCs w:val="21"/>
         </w:rPr>
-        <w:t xml:space="preserve"> | «temperatura extrema en el norte» (Cap. 6, pág. 14/49) | | Módem | </w:t>
+        <w:t xml:space="preserve"> [F] | «temperatura extrema en el norte» (Cap. 6, pág. 14/49) | | Módem | </w:t>
       </w:r>
       <w:r>
         <w:rPr>
@@ -6116,7 +6569,7 @@
           <w:sz w:val="21"/>
           <w:szCs w:val="21"/>
         </w:rPr>
-        <w:t xml:space="preserve"> | RT-03.15 del Caso: sincronizar 72 h de datos en ≤20 min | El Iridium Edge sí cumple (−40/+85 °C, IP67), pero </w:t>
+        <w:t xml:space="preserve"> [F] | RT-03.15 del Caso: sincronizar 72 h de datos en ≤20 min | El Iridium Edge sí cumple (−40/+85 °C, IP67), pero </w:t>
       </w:r>
       <w:r>
         <w:rPr>
@@ -6907,13 +7360,7 @@
         <w:t xml:space="preserve">•  </w:t>
       </w:r>
       <w:r>
-        <w:rPr>
-          <w:b/>
-        </w:rPr>
-        <w:t xml:space="preserve">16 MB de flash interna + ranura microSD hasta 32 GB.</w:t>
-      </w:r>
-      <w:r>
-        <w:t xml:space="preserve"> La flash sola no basta (Teltonika</w:t>
+        <w:t xml:space="preserve">**16 MB de flash interna + ranura microSD hasta 32 GB [?]. Cifra escrita de memoria: las</w:t>
       </w:r>
     </w:p>
     <w:p>
@@ -6921,16 +7368,16 @@
         <w:spacing w:before="0" w:after="140" w:line="264" w:lineRule="auto"/>
       </w:pPr>
       <w:r>
-        <w:t xml:space="preserve">documenta que alcanza para «hasta 6 horas» de registros); </w:t>
-      </w:r>
-      <w:r>
-        <w:rPr>
-          <w:b/>
-        </w:rPr>
-        <w:t xml:space="preserve">la microSD es la que cumple las 72 h y los 12 días</w:t>
-      </w:r>
-      <w:r>
-        <w:t xml:space="preserve">. Esto va explícito en el pliego: no «tiene memoria», sino «≥8 GB no volátil».</w:t>
+        <w:t xml:space="preserve">búsquedas devolvieron los puertos serie, el CAN y la batería, pero nunca la capacidad de memoria. Confirmar con el distribuidor o eliminarla.</w:t>
+      </w:r>
+      <w:r>
+        <w:rPr>
+          <w:b/>
+        </w:rPr>
+        <w:t xml:space="preserve"> El razonamiento que sí se sostiene sin ella: la flash interna de un equipo de esta clase no basta y </w:t>
+      </w:r>
+      <w:r>
+        <w:t xml:space="preserve">la tarjeta extraíble es la que cumple las 72 h y los 12 días**. La exigencia de ≥8 GB de §5.3.3 no depende de esta cifra. Esto va explícito en el pliego: no «tiene memoria», sino «≥8 GB no volátil».</w:t>
       </w:r>
     </w:p>
     <w:p>
@@ -6942,7 +7389,13 @@
         <w:t xml:space="preserve">•  </w:t>
       </w:r>
       <w:r>
-        <w:t xml:space="preserve">Interfaces: 2× RS232, 1× RS485, CAN J1939, CAN J1708, 1-Wire, BLE 5.0.</w:t>
+        <w:t xml:space="preserve">Interfaces: 2× RS232, 1× RS485, CAN J1939, CAN J1708, 1-Wire, BLE 5.0. </w:t>
+      </w:r>
+      <w:r>
+        <w:rPr>
+          <w:b/>
+        </w:rPr>
+        <w:t xml:space="preserve">[F]</w:t>
       </w:r>
     </w:p>
     <w:p>
@@ -6962,7 +7415,13 @@
         <w:spacing w:before="0" w:after="140" w:line="264" w:lineRule="auto"/>
       </w:pPr>
       <w:r>
-        <w:t xml:space="preserve">Ni-MH 550 mAh.</w:t>
+        <w:t xml:space="preserve">Ni-MH 550 mAh. </w:t>
+      </w:r>
+      <w:r>
+        <w:rPr>
+          <w:b/>
+        </w:rPr>
+        <w:t xml:space="preserve">[F]</w:t>
       </w:r>
     </w:p>
     <w:p>
@@ -6988,7 +7447,13 @@
         <w:spacing w:before="0" w:after="140" w:line="264" w:lineRule="auto"/>
       </w:pPr>
       <w:r>
-        <w:t xml:space="preserve">Smart Tachograph v2. Se conecta al conector C del tacógrafo (C5 = CAN2H, C7 = CAN2L) cuando la señal RDD no está disponible por FMS.</w:t>
+        <w:t xml:space="preserve">Smart Tachograph v2. Se conecta al conector C del tacógrafo (C5 = CAN2H, C7 = CAN2L) cuando la señal RDD no está disponible por FMS. </w:t>
+      </w:r>
+      <w:r>
+        <w:rPr>
+          <w:b/>
+        </w:rPr>
+        <w:t xml:space="preserve">[F]</w:t>
       </w:r>
     </w:p>
     <w:p>
@@ -7044,6 +7509,21 @@
           <w:szCs w:val="21"/>
         </w:rPr>
         <w:t xml:space="preserve">Out of stock</w:t>
+      </w:r>
+      <w:r>
+        <w:rPr>
+          <w:sz w:val="21"/>
+          <w:szCs w:val="21"/>
+        </w:rPr>
+        <w:t xml:space="preserve"> </w:t>
+      </w:r>
+      <w:r>
+        <w:rPr>
+          <w:b/>
+          <w:sz w:val="21"/>
+          <w:szCs w:val="21"/>
+        </w:rPr>
+        <w:t xml:space="preserve">[F]</w:t>
       </w:r>
       <w:r>
         <w:rPr>
@@ -8308,7 +8788,34 @@
         <w:spacing w:before="0" w:after="140" w:line="264" w:lineRule="auto"/>
       </w:pPr>
       <w:r>
-        <w:t xml:space="preserve">Un mensaje SBD transporta hasta 340 B; un reporte de posición comprimido ocupa 30–50 B. A una posición por minuto, un camión que pase 40 h/mes en sombra genera ≈ 2.400 mensajes/mes (≈120 KB). </w:t>
+        <w:t xml:space="preserve">Un mensaje SBD saliente transporta hasta </w:t>
+      </w:r>
+      <w:r>
+        <w:rPr>
+          <w:b/>
+        </w:rPr>
+        <w:t xml:space="preserve">340 B</w:t>
+      </w:r>
+      <w:r>
+        <w:t xml:space="preserve"> en los transceptores 9601/9602, que son la familia del Iridium Edge </w:t>
+      </w:r>
+      <w:r>
+        <w:rPr>
+          <w:b/>
+        </w:rPr>
+        <w:t xml:space="preserve">[F]</w:t>
+      </w:r>
+      <w:r>
+        <w:t xml:space="preserve"> (en un 9522A/B el máximo sube a 1.960 B, así que el dato es del equipo, no del servicio). Un reporte de posición comprimido ocupa 30–50 B </w:t>
+      </w:r>
+      <w:r>
+        <w:rPr>
+          <w:b/>
+        </w:rPr>
+        <w:t xml:space="preserve">[S]</w:t>
+      </w:r>
+      <w:r>
+        <w:t xml:space="preserve">. A una posición por minuto, un camión que pase 40 h/mes en sombra genera ≈ 2.400 mensajes/mes (≈120 KB). </w:t>
       </w:r>
       <w:r>
         <w:rPr>
@@ -9522,7 +10029,7 @@
         <w:rPr>
           <w:b/>
         </w:rPr>
-        <w:t xml:space="preserve">Art. 25 bis del Código del Trabajo</w:t>
+        <w:t xml:space="preserve">Art. 25 bis del Código del Trabajo [?]</w:t>
       </w:r>
       <w:r>
         <w:t xml:space="preserve"> (180 h mensuales, no distribuibles en menos de 21 días, descansos y esperas no imputables a jornada) y la </w:t>
@@ -9531,10 +10038,42 @@
         <w:rPr>
           <w:b/>
         </w:rPr>
-        <w:t xml:space="preserve">Res. Ex. N.º 1213 de 08-10-2009</w:t>
+        <w:t xml:space="preserve">Res. Ex. N.º 1213 de 08-10-2009 [?]</w:t>
       </w:r>
       <w:r>
         <w:t xml:space="preserve">, que establece la libreta foliada, timbrada y registrada en la Inspección del Trabajo, de confección y costo del empleador.</w:t>
+      </w:r>
+    </w:p>
+    <w:p>
+      <w:pPr>
+        <w:shd w:val="clear" w:fill="FDF3F3"/>
+        <w:pBdr>
+          <w:left w:val="single" w:sz="18" w:space="8" w:color="D98A8A"/>
+        </w:pBdr>
+        <w:ind w:left="200"/>
+        <w:spacing w:before="100" w:after="140"/>
+      </w:pPr>
+      <w:r>
+        <w:rPr>
+          <w:sz w:val="21"/>
+          <w:szCs w:val="21"/>
+        </w:rPr>
+        <w:t xml:space="preserve">⚠ </w:t>
+      </w:r>
+      <w:r>
+        <w:rPr>
+          <w:b/>
+          <w:sz w:val="21"/>
+          <w:szCs w:val="21"/>
+        </w:rPr>
+        <w:t xml:space="preserve">Las dos referencias laborales anteriores vienen de `BLOQUE2-INVESTIGACION-TECNICA.md`, de una sesión anterior. Ese archivo las declara verificadas en fuentes de la Dirección del Trabajo, pero no fueron contrastadas en este análisis.</w:t>
+      </w:r>
+      <w:r>
+        <w:rPr>
+          <w:sz w:val="21"/>
+          <w:szCs w:val="21"/>
+        </w:rPr>
+        <w:t xml:space="preserve"> Antes de citarlas en el informe hay que abrir la norma.</w:t>
       </w:r>
     </w:p>
     <w:p>
@@ -9962,7 +10501,7 @@
         <w:rPr>
           <w:b/>
         </w:rPr>
-        <w:t xml:space="preserve">Azure Chile Central</w:t>
+        <w:t xml:space="preserve">Azure Chile Central [F]</w:t>
       </w:r>
       <w:r>
         <w:t xml:space="preserve">, Santiago (comuna de Quilicura). Generalmente disponible desde 2025, con </w:t>
@@ -11745,7 +12284,16 @@
         <w:spacing w:before="0" w:after="140" w:line="264" w:lineRule="auto"/>
       </w:pPr>
       <w:r>
-        <w:t xml:space="preserve">Azure Chile Central está en Quilicura. San Bernardo está a ~20 km, en la misma Región Metropolitana: </w:t>
+        <w:t xml:space="preserve">Azure Chile Central está en Quilicura. San Bernardo está a ~20 km </w:t>
+      </w:r>
+      <w:r>
+        <w:rPr>
+          <w:b/>
+        </w:rPr>
+        <w:t xml:space="preserve">[?] — estimación geográfica, no medida; conviene medirla, aunque el argumento se sostiene sin la cifra</w:t>
+      </w:r>
+      <w:r>
+        <w:t xml:space="preserve">, en la misma Región Metropolitana: </w:t>
       </w:r>
       <w:r>
         <w:rPr>
@@ -15938,16 +16486,31 @@
         <w:t xml:space="preserve">o equivalente</w:t>
       </w:r>
       <w:r>
-        <w:t xml:space="preserve">». El FM-200 (HFC-227ea) es un hidrofluorocarbono de alto potencial de calentamiento global, en retirada progresiva por regulación ambiental. La alternativa habitual hoy es </w:t>
-      </w:r>
-      <w:r>
-        <w:rPr>
-          <w:b/>
-        </w:rPr>
-        <w:t xml:space="preserve">FK-5-1-12</w:t>
-      </w:r>
-      <w:r>
-        <w:t xml:space="preserve"> o sistemas inertes de nitrógeno/argón.</w:t>
+        <w:t xml:space="preserve">». El FM-200 (HFC-227ea) </w:t>
+      </w:r>
+      <w:r>
+        <w:rPr>
+          <w:b/>
+        </w:rPr>
+        <w:t xml:space="preserve">[?]</w:t>
+      </w:r>
+      <w:r>
+        <w:t xml:space="preserve"> es un hidrofluorocarbono de alto potencial de calentamiento global, en retirada progresiva por regulación ambiental. La alternativa habitual hoy es </w:t>
+      </w:r>
+      <w:r>
+        <w:rPr>
+          <w:b/>
+        </w:rPr>
+        <w:t xml:space="preserve">FK-5-1-12 [?]</w:t>
+      </w:r>
+      <w:r>
+        <w:t xml:space="preserve"> o sistemas inertes de nitrógeno/argón. </w:t>
+      </w:r>
+      <w:r>
+        <w:rPr>
+          <w:i/>
+        </w:rPr>
+        <w:t xml:space="preserve">Ambas afirmaciones sobre agentes de extinción están escritas de memoria: verificar la composición y el estado regulatorio antes de citarlas.</w:t>
       </w:r>
     </w:p>
     <w:p>
@@ -21833,7 +22396,7 @@
         <w:br/>
       </w:r>
       <w:r>
-        <w:t xml:space="preserve">  61 tractocamiones adicionales: telemetría de fábrica por rFMS v5.0.0</w:t>
+        <w:t xml:space="preserve">  61 tractocamiones adicionales: telemetría de fábrica por rFMS v5.0.0 [F]</w:t>
       </w:r>
       <w:r>
         <w:br/>
@@ -30918,6 +31481,2341 @@
       <w:pPr>
         <w:spacing w:before="0" w:after="100"/>
       </w:pPr>
+    </w:p>
+    <w:p>
+      <w:pPr>
+        <w:pBdr>
+          <w:bottom w:val="single" w:sz="6" w:space="1" w:color="C8D2DE"/>
+        </w:pBdr>
+        <w:spacing w:before="160" w:after="160"/>
+      </w:pPr>
+    </w:p>
+    <w:p>
+      <w:pPr>
+        <w:pStyle w:val="Heading1"/>
+        <w:keepNext/>
+        <w:spacing w:before="320" w:after="120"/>
+      </w:pPr>
+      <w:r>
+        <w:t xml:space="preserve">13. Registro de procedencia de los datos</w:t>
+      </w:r>
+    </w:p>
+    <w:p>
+      <w:pPr>
+        <w:spacing w:before="0" w:after="140" w:line="264" w:lineRule="auto"/>
+      </w:pPr>
+      <w:r>
+        <w:t xml:space="preserve">Los del nivel </w:t>
+      </w:r>
+      <w:r>
+        <w:rPr>
+          <w:b/>
+        </w:rPr>
+        <w:t xml:space="preserve">[B]</w:t>
+      </w:r>
+      <w:r>
+        <w:t xml:space="preserve"> no se listan: son la mayoría y cada uno lleva su página en el texto. Aquí van los otros tres niveles, que son los que alguien tiene que revisar antes de la entrega.</w:t>
+      </w:r>
+    </w:p>
+    <w:p>
+      <w:pPr>
+        <w:pStyle w:val="Heading2"/>
+        <w:keepNext/>
+        <w:spacing w:before="260" w:after="100"/>
+      </w:pPr>
+      <w:r>
+        <w:t xml:space="preserve">13.1 ⛔ Nivel [?] — sin verificar. No citar hasta comprobar</w:t>
+      </w:r>
+    </w:p>
+    <w:tbl>
+      <w:tblPr>
+        <w:tblW w:w="9350" w:type="dxa"/>
+        <w:tblLayout w:type="fixed"/>
+        <w:tblBorders>
+          <w:top w:val="single" w:sz="4" w:space="0" w:color="C8D2DE"/>
+          <w:left w:val="single" w:sz="4" w:space="0" w:color="C8D2DE"/>
+          <w:bottom w:val="single" w:sz="4" w:space="0" w:color="C8D2DE"/>
+          <w:right w:val="single" w:sz="4" w:space="0" w:color="C8D2DE"/>
+          <w:insideH w:val="single" w:sz="4" w:space="0" w:color="C8D2DE"/>
+          <w:insideV w:val="single" w:sz="4" w:space="0" w:color="C8D2DE"/>
+        </w:tblBorders>
+        <w:tblCellMar>
+          <w:top w:w="60" w:type="dxa"/>
+          <w:left w:w="80" w:type="dxa"/>
+          <w:bottom w:w="60" w:type="dxa"/>
+          <w:right w:w="80" w:type="dxa"/>
+        </w:tblCellMar>
+      </w:tblPr>
+      <w:tblGrid>
+        <w:gridCol w:w="1870"/>
+        <w:gridCol w:w="1870"/>
+        <w:gridCol w:w="1870"/>
+        <w:gridCol w:w="1870"/>
+        <w:gridCol w:w="1870"/>
+      </w:tblGrid>
+      <w:tr>
+        <w:trPr>
+          <w:tblHeader/>
+          <w:cantSplit/>
+        </w:trPr>
+        <w:tc>
+          <w:tcPr>
+            <w:tcW w:w="1870" w:type="dxa"/>
+            <w:shd w:val="clear" w:fill="EDF2F8"/>
+            <w:vAlign w:val="top"/>
+          </w:tcPr>
+          <w:p>
+            <w:pPr>
+              <w:spacing w:before="40" w:after="40"/>
+              <w:rPr>
+                <w:sz w:val="18"/>
+              </w:rPr>
+            </w:pPr>
+            <w:r>
+              <w:rPr>
+                <w:b/>
+                <w:sz w:val="18"/>
+                <w:szCs w:val="18"/>
+              </w:rPr>
+              <w:t xml:space="preserve">#</w:t>
+            </w:r>
+          </w:p>
+        </w:tc>
+        <w:tc>
+          <w:tcPr>
+            <w:tcW w:w="1870" w:type="dxa"/>
+            <w:shd w:val="clear" w:fill="EDF2F8"/>
+            <w:vAlign w:val="top"/>
+          </w:tcPr>
+          <w:p>
+            <w:pPr>
+              <w:spacing w:before="40" w:after="40"/>
+              <w:rPr>
+                <w:sz w:val="18"/>
+              </w:rPr>
+            </w:pPr>
+            <w:r>
+              <w:rPr>
+                <w:b/>
+                <w:sz w:val="18"/>
+                <w:szCs w:val="18"/>
+              </w:rPr>
+              <w:t xml:space="preserve">Dato</w:t>
+            </w:r>
+          </w:p>
+        </w:tc>
+        <w:tc>
+          <w:tcPr>
+            <w:tcW w:w="1870" w:type="dxa"/>
+            <w:shd w:val="clear" w:fill="EDF2F8"/>
+            <w:vAlign w:val="top"/>
+          </w:tcPr>
+          <w:p>
+            <w:pPr>
+              <w:spacing w:before="40" w:after="40"/>
+              <w:rPr>
+                <w:sz w:val="18"/>
+              </w:rPr>
+            </w:pPr>
+            <w:r>
+              <w:rPr>
+                <w:b/>
+                <w:sz w:val="18"/>
+                <w:szCs w:val="18"/>
+              </w:rPr>
+              <w:t xml:space="preserve">Dónde aparece</w:t>
+            </w:r>
+          </w:p>
+        </w:tc>
+        <w:tc>
+          <w:tcPr>
+            <w:tcW w:w="1870" w:type="dxa"/>
+            <w:shd w:val="clear" w:fill="EDF2F8"/>
+            <w:vAlign w:val="top"/>
+          </w:tcPr>
+          <w:p>
+            <w:pPr>
+              <w:spacing w:before="40" w:after="40"/>
+              <w:rPr>
+                <w:sz w:val="18"/>
+              </w:rPr>
+            </w:pPr>
+            <w:r>
+              <w:rPr>
+                <w:b/>
+                <w:sz w:val="18"/>
+                <w:szCs w:val="18"/>
+              </w:rPr>
+              <w:t xml:space="preserve">Cómo se cierra</w:t>
+            </w:r>
+          </w:p>
+        </w:tc>
+        <w:tc>
+          <w:tcPr>
+            <w:tcW w:w="1870" w:type="dxa"/>
+            <w:shd w:val="clear" w:fill="EDF2F8"/>
+            <w:vAlign w:val="top"/>
+          </w:tcPr>
+          <w:p>
+            <w:pPr>
+              <w:spacing w:before="40" w:after="40"/>
+              <w:rPr>
+                <w:sz w:val="18"/>
+              </w:rPr>
+            </w:pPr>
+            <w:r>
+              <w:rPr>
+                <w:b/>
+                <w:sz w:val="18"/>
+                <w:szCs w:val="18"/>
+              </w:rPr>
+              <w:t xml:space="preserve">¿Bloquea?</w:t>
+            </w:r>
+          </w:p>
+        </w:tc>
+      </w:tr>
+      <w:tr>
+        <w:trPr>
+          <w:cantSplit/>
+        </w:trPr>
+        <w:tc>
+          <w:tcPr>
+            <w:tcW w:w="1870" w:type="dxa"/>
+            <w:vAlign w:val="top"/>
+          </w:tcPr>
+          <w:p>
+            <w:pPr>
+              <w:spacing w:before="40" w:after="40"/>
+              <w:rPr>
+                <w:sz w:val="18"/>
+              </w:rPr>
+            </w:pPr>
+            <w:r>
+              <w:rPr>
+                <w:sz w:val="18"/>
+                <w:szCs w:val="18"/>
+              </w:rPr>
+              <w:t xml:space="preserve">?-01</w:t>
+            </w:r>
+          </w:p>
+        </w:tc>
+        <w:tc>
+          <w:tcPr>
+            <w:tcW w:w="1870" w:type="dxa"/>
+            <w:vAlign w:val="top"/>
+          </w:tcPr>
+          <w:p>
+            <w:pPr>
+              <w:spacing w:before="40" w:after="40"/>
+              <w:rPr>
+                <w:sz w:val="18"/>
+              </w:rPr>
+            </w:pPr>
+            <w:r>
+              <w:rPr>
+                <w:sz w:val="18"/>
+                <w:szCs w:val="18"/>
+              </w:rPr>
+              <w:t xml:space="preserve">FMC650: 16 MB de flash interna y microSD hasta 32 GB; «alcanza para 6 horas»</w:t>
+            </w:r>
+          </w:p>
+        </w:tc>
+        <w:tc>
+          <w:tcPr>
+            <w:tcW w:w="1870" w:type="dxa"/>
+            <w:vAlign w:val="top"/>
+          </w:tcPr>
+          <w:p>
+            <w:pPr>
+              <w:spacing w:before="40" w:after="40"/>
+              <w:rPr>
+                <w:sz w:val="18"/>
+              </w:rPr>
+            </w:pPr>
+            <w:r>
+              <w:rPr>
+                <w:sz w:val="18"/>
+                <w:szCs w:val="18"/>
+              </w:rPr>
+              <w:t xml:space="preserve">§5.3.6</w:t>
+            </w:r>
+          </w:p>
+        </w:tc>
+        <w:tc>
+          <w:tcPr>
+            <w:tcW w:w="1870" w:type="dxa"/>
+            <w:vAlign w:val="top"/>
+          </w:tcPr>
+          <w:p>
+            <w:pPr>
+              <w:spacing w:before="40" w:after="40"/>
+              <w:rPr>
+                <w:sz w:val="18"/>
+              </w:rPr>
+            </w:pPr>
+            <w:r>
+              <w:rPr>
+                <w:sz w:val="18"/>
+                <w:szCs w:val="18"/>
+              </w:rPr>
+              <w:t xml:space="preserve">Ficha oficial de Teltonika o cotización del distribuidor</w:t>
+            </w:r>
+          </w:p>
+        </w:tc>
+        <w:tc>
+          <w:tcPr>
+            <w:tcW w:w="1870" w:type="dxa"/>
+            <w:vAlign w:val="top"/>
+          </w:tcPr>
+          <w:p>
+            <w:pPr>
+              <w:spacing w:before="40" w:after="40"/>
+              <w:rPr>
+                <w:sz w:val="18"/>
+              </w:rPr>
+            </w:pPr>
+            <w:r>
+              <w:rPr>
+                <w:sz w:val="18"/>
+                <w:szCs w:val="18"/>
+              </w:rPr>
+              <w:t xml:space="preserve">No — la exigencia de ≥8 GB no depende de esta cifra</w:t>
+            </w:r>
+          </w:p>
+        </w:tc>
+      </w:tr>
+      <w:tr>
+        <w:trPr>
+          <w:cantSplit/>
+        </w:trPr>
+        <w:tc>
+          <w:tcPr>
+            <w:tcW w:w="1870" w:type="dxa"/>
+            <w:vAlign w:val="top"/>
+          </w:tcPr>
+          <w:p>
+            <w:pPr>
+              <w:spacing w:before="40" w:after="40"/>
+              <w:rPr>
+                <w:sz w:val="18"/>
+              </w:rPr>
+            </w:pPr>
+            <w:r>
+              <w:rPr>
+                <w:sz w:val="18"/>
+                <w:szCs w:val="18"/>
+              </w:rPr>
+              <w:t xml:space="preserve">?-02</w:t>
+            </w:r>
+          </w:p>
+        </w:tc>
+        <w:tc>
+          <w:tcPr>
+            <w:tcW w:w="1870" w:type="dxa"/>
+            <w:vAlign w:val="top"/>
+          </w:tcPr>
+          <w:p>
+            <w:pPr>
+              <w:spacing w:before="40" w:after="40"/>
+              <w:rPr>
+                <w:sz w:val="18"/>
+              </w:rPr>
+            </w:pPr>
+            <w:r>
+              <w:rPr>
+                <w:sz w:val="18"/>
+                <w:szCs w:val="18"/>
+              </w:rPr>
+              <w:t xml:space="preserve">≈20 km entre Quilicura y San Bernardo</w:t>
+            </w:r>
+          </w:p>
+        </w:tc>
+        <w:tc>
+          <w:tcPr>
+            <w:tcW w:w="1870" w:type="dxa"/>
+            <w:vAlign w:val="top"/>
+          </w:tcPr>
+          <w:p>
+            <w:pPr>
+              <w:spacing w:before="40" w:after="40"/>
+              <w:rPr>
+                <w:sz w:val="18"/>
+              </w:rPr>
+            </w:pPr>
+            <w:r>
+              <w:rPr>
+                <w:sz w:val="18"/>
+                <w:szCs w:val="18"/>
+              </w:rPr>
+              <w:t xml:space="preserve">§5.9.1, Diagrama 3</w:t>
+            </w:r>
+          </w:p>
+        </w:tc>
+        <w:tc>
+          <w:tcPr>
+            <w:tcW w:w="1870" w:type="dxa"/>
+            <w:vAlign w:val="top"/>
+          </w:tcPr>
+          <w:p>
+            <w:pPr>
+              <w:spacing w:before="40" w:after="40"/>
+              <w:rPr>
+                <w:sz w:val="18"/>
+              </w:rPr>
+            </w:pPr>
+            <w:r>
+              <w:rPr>
+                <w:sz w:val="18"/>
+                <w:szCs w:val="18"/>
+              </w:rPr>
+              <w:t xml:space="preserve">Medición en mapa</w:t>
+            </w:r>
+          </w:p>
+        </w:tc>
+        <w:tc>
+          <w:tcPr>
+            <w:tcW w:w="1870" w:type="dxa"/>
+            <w:vAlign w:val="top"/>
+          </w:tcPr>
+          <w:p>
+            <w:pPr>
+              <w:spacing w:before="40" w:after="40"/>
+              <w:rPr>
+                <w:sz w:val="18"/>
+              </w:rPr>
+            </w:pPr>
+            <w:r>
+              <w:rPr>
+                <w:sz w:val="18"/>
+                <w:szCs w:val="18"/>
+              </w:rPr>
+              <w:t xml:space="preserve">No — el argumento de RT-07.02 se sostiene por cuenca sísmica y red eléctrica comunes</w:t>
+            </w:r>
+          </w:p>
+        </w:tc>
+      </w:tr>
+      <w:tr>
+        <w:trPr>
+          <w:cantSplit/>
+        </w:trPr>
+        <w:tc>
+          <w:tcPr>
+            <w:tcW w:w="1870" w:type="dxa"/>
+            <w:vAlign w:val="top"/>
+          </w:tcPr>
+          <w:p>
+            <w:pPr>
+              <w:spacing w:before="40" w:after="40"/>
+              <w:rPr>
+                <w:sz w:val="18"/>
+              </w:rPr>
+            </w:pPr>
+            <w:r>
+              <w:rPr>
+                <w:sz w:val="18"/>
+                <w:szCs w:val="18"/>
+              </w:rPr>
+              <w:t xml:space="preserve">?-03</w:t>
+            </w:r>
+          </w:p>
+        </w:tc>
+        <w:tc>
+          <w:tcPr>
+            <w:tcW w:w="1870" w:type="dxa"/>
+            <w:vAlign w:val="top"/>
+          </w:tcPr>
+          <w:p>
+            <w:pPr>
+              <w:spacing w:before="40" w:after="40"/>
+              <w:rPr>
+                <w:sz w:val="18"/>
+              </w:rPr>
+            </w:pPr>
+            <w:r>
+              <w:rPr>
+                <w:sz w:val="18"/>
+                <w:szCs w:val="18"/>
+              </w:rPr>
+              <w:t xml:space="preserve">FM-200 = HFC-227ea, hidrofluorocarbono de alto GWP</w:t>
+            </w:r>
+          </w:p>
+        </w:tc>
+        <w:tc>
+          <w:tcPr>
+            <w:tcW w:w="1870" w:type="dxa"/>
+            <w:vAlign w:val="top"/>
+          </w:tcPr>
+          <w:p>
+            <w:pPr>
+              <w:spacing w:before="40" w:after="40"/>
+              <w:rPr>
+                <w:sz w:val="18"/>
+              </w:rPr>
+            </w:pPr>
+            <w:r>
+              <w:rPr>
+                <w:sz w:val="18"/>
+                <w:szCs w:val="18"/>
+              </w:rPr>
+              <w:t xml:space="preserve">§5.9.6</w:t>
+            </w:r>
+          </w:p>
+        </w:tc>
+        <w:tc>
+          <w:tcPr>
+            <w:tcW w:w="1870" w:type="dxa"/>
+            <w:vAlign w:val="top"/>
+          </w:tcPr>
+          <w:p>
+            <w:pPr>
+              <w:spacing w:before="40" w:after="40"/>
+              <w:rPr>
+                <w:sz w:val="18"/>
+              </w:rPr>
+            </w:pPr>
+            <w:r>
+              <w:rPr>
+                <w:sz w:val="18"/>
+                <w:szCs w:val="18"/>
+              </w:rPr>
+              <w:t xml:space="preserve">Ficha del agente o normativa ambiental</w:t>
+            </w:r>
+          </w:p>
+        </w:tc>
+        <w:tc>
+          <w:tcPr>
+            <w:tcW w:w="1870" w:type="dxa"/>
+            <w:vAlign w:val="top"/>
+          </w:tcPr>
+          <w:p>
+            <w:pPr>
+              <w:spacing w:before="40" w:after="40"/>
+              <w:rPr>
+                <w:sz w:val="18"/>
+              </w:rPr>
+            </w:pPr>
+            <w:r>
+              <w:rPr>
+                <w:b/>
+                <w:sz w:val="18"/>
+                <w:szCs w:val="18"/>
+              </w:rPr>
+              <w:t xml:space="preserve">Sí</w:t>
+            </w:r>
+            <w:r>
+              <w:rPr>
+                <w:sz w:val="18"/>
+                <w:szCs w:val="18"/>
+              </w:rPr>
+              <w:t xml:space="preserve"> — es el fundamento de proponer el agente alternativo</w:t>
+            </w:r>
+          </w:p>
+        </w:tc>
+      </w:tr>
+      <w:tr>
+        <w:trPr>
+          <w:cantSplit/>
+        </w:trPr>
+        <w:tc>
+          <w:tcPr>
+            <w:tcW w:w="1870" w:type="dxa"/>
+            <w:vAlign w:val="top"/>
+          </w:tcPr>
+          <w:p>
+            <w:pPr>
+              <w:spacing w:before="40" w:after="40"/>
+              <w:rPr>
+                <w:sz w:val="18"/>
+              </w:rPr>
+            </w:pPr>
+            <w:r>
+              <w:rPr>
+                <w:sz w:val="18"/>
+                <w:szCs w:val="18"/>
+              </w:rPr>
+              <w:t xml:space="preserve">?-04</w:t>
+            </w:r>
+          </w:p>
+        </w:tc>
+        <w:tc>
+          <w:tcPr>
+            <w:tcW w:w="1870" w:type="dxa"/>
+            <w:vAlign w:val="top"/>
+          </w:tcPr>
+          <w:p>
+            <w:pPr>
+              <w:spacing w:before="40" w:after="40"/>
+              <w:rPr>
+                <w:sz w:val="18"/>
+              </w:rPr>
+            </w:pPr>
+            <w:r>
+              <w:rPr>
+                <w:sz w:val="18"/>
+                <w:szCs w:val="18"/>
+              </w:rPr>
+              <w:t xml:space="preserve">FK-5-1-12 / Novec 1230 como alternativa de bajo GWP</w:t>
+            </w:r>
+          </w:p>
+        </w:tc>
+        <w:tc>
+          <w:tcPr>
+            <w:tcW w:w="1870" w:type="dxa"/>
+            <w:vAlign w:val="top"/>
+          </w:tcPr>
+          <w:p>
+            <w:pPr>
+              <w:spacing w:before="40" w:after="40"/>
+              <w:rPr>
+                <w:sz w:val="18"/>
+              </w:rPr>
+            </w:pPr>
+            <w:r>
+              <w:rPr>
+                <w:sz w:val="18"/>
+                <w:szCs w:val="18"/>
+              </w:rPr>
+              <w:t xml:space="preserve">§5.9.6</w:t>
+            </w:r>
+          </w:p>
+        </w:tc>
+        <w:tc>
+          <w:tcPr>
+            <w:tcW w:w="1870" w:type="dxa"/>
+            <w:vAlign w:val="top"/>
+          </w:tcPr>
+          <w:p>
+            <w:pPr>
+              <w:spacing w:before="40" w:after="40"/>
+              <w:rPr>
+                <w:sz w:val="18"/>
+              </w:rPr>
+            </w:pPr>
+            <w:r>
+              <w:rPr>
+                <w:sz w:val="18"/>
+                <w:szCs w:val="18"/>
+              </w:rPr>
+              <w:t xml:space="preserve">Ídem</w:t>
+            </w:r>
+          </w:p>
+        </w:tc>
+        <w:tc>
+          <w:tcPr>
+            <w:tcW w:w="1870" w:type="dxa"/>
+            <w:vAlign w:val="top"/>
+          </w:tcPr>
+          <w:p>
+            <w:pPr>
+              <w:spacing w:before="40" w:after="40"/>
+              <w:rPr>
+                <w:sz w:val="18"/>
+              </w:rPr>
+            </w:pPr>
+            <w:r>
+              <w:rPr>
+                <w:b/>
+                <w:sz w:val="18"/>
+                <w:szCs w:val="18"/>
+              </w:rPr>
+              <w:t xml:space="preserve">Sí</w:t>
+            </w:r>
+            <w:r>
+              <w:rPr>
+                <w:sz w:val="18"/>
+                <w:szCs w:val="18"/>
+              </w:rPr>
+              <w:t xml:space="preserve"> — mismo argumento</w:t>
+            </w:r>
+          </w:p>
+        </w:tc>
+      </w:tr>
+      <w:tr>
+        <w:trPr>
+          <w:cantSplit/>
+        </w:trPr>
+        <w:tc>
+          <w:tcPr>
+            <w:tcW w:w="1870" w:type="dxa"/>
+            <w:vAlign w:val="top"/>
+          </w:tcPr>
+          <w:p>
+            <w:pPr>
+              <w:spacing w:before="40" w:after="40"/>
+              <w:rPr>
+                <w:sz w:val="18"/>
+              </w:rPr>
+            </w:pPr>
+            <w:r>
+              <w:rPr>
+                <w:sz w:val="18"/>
+                <w:szCs w:val="18"/>
+              </w:rPr>
+              <w:t xml:space="preserve">?-05</w:t>
+            </w:r>
+          </w:p>
+        </w:tc>
+        <w:tc>
+          <w:tcPr>
+            <w:tcW w:w="1870" w:type="dxa"/>
+            <w:vAlign w:val="top"/>
+          </w:tcPr>
+          <w:p>
+            <w:pPr>
+              <w:spacing w:before="40" w:after="40"/>
+              <w:rPr>
+                <w:sz w:val="18"/>
+              </w:rPr>
+            </w:pPr>
+            <w:r>
+              <w:rPr>
+                <w:sz w:val="18"/>
+                <w:szCs w:val="18"/>
+              </w:rPr>
+              <w:t xml:space="preserve">Art. 25 bis del Código del Trabajo: 180 h mensuales, no distribuibles en menos de 21 días</w:t>
+            </w:r>
+          </w:p>
+        </w:tc>
+        <w:tc>
+          <w:tcPr>
+            <w:tcW w:w="1870" w:type="dxa"/>
+            <w:vAlign w:val="top"/>
+          </w:tcPr>
+          <w:p>
+            <w:pPr>
+              <w:spacing w:before="40" w:after="40"/>
+              <w:rPr>
+                <w:sz w:val="18"/>
+              </w:rPr>
+            </w:pPr>
+            <w:r>
+              <w:rPr>
+                <w:sz w:val="18"/>
+                <w:szCs w:val="18"/>
+              </w:rPr>
+              <w:t xml:space="preserve">§5.6, §7 supuesto S-02</w:t>
+            </w:r>
+          </w:p>
+        </w:tc>
+        <w:tc>
+          <w:tcPr>
+            <w:tcW w:w="1870" w:type="dxa"/>
+            <w:vAlign w:val="top"/>
+          </w:tcPr>
+          <w:p>
+            <w:pPr>
+              <w:spacing w:before="40" w:after="40"/>
+              <w:rPr>
+                <w:sz w:val="18"/>
+              </w:rPr>
+            </w:pPr>
+            <w:r>
+              <w:rPr>
+                <w:sz w:val="18"/>
+                <w:szCs w:val="18"/>
+              </w:rPr>
+              <w:t xml:space="preserve">Texto de la norma en la BCN</w:t>
+            </w:r>
+          </w:p>
+        </w:tc>
+        <w:tc>
+          <w:tcPr>
+            <w:tcW w:w="1870" w:type="dxa"/>
+            <w:vAlign w:val="top"/>
+          </w:tcPr>
+          <w:p>
+            <w:pPr>
+              <w:spacing w:before="40" w:after="40"/>
+              <w:rPr>
+                <w:sz w:val="18"/>
+              </w:rPr>
+            </w:pPr>
+            <w:r>
+              <w:rPr>
+                <w:b/>
+                <w:sz w:val="18"/>
+                <w:szCs w:val="18"/>
+              </w:rPr>
+              <w:t xml:space="preserve">Sí</w:t>
+            </w:r>
+            <w:r>
+              <w:rPr>
+                <w:sz w:val="18"/>
+                <w:szCs w:val="18"/>
+              </w:rPr>
+              <w:t xml:space="preserve"> — sustenta el cálculo de 30 h de marcha en 72 h</w:t>
+            </w:r>
+          </w:p>
+        </w:tc>
+      </w:tr>
+      <w:tr>
+        <w:trPr>
+          <w:cantSplit/>
+        </w:trPr>
+        <w:tc>
+          <w:tcPr>
+            <w:tcW w:w="1870" w:type="dxa"/>
+            <w:vAlign w:val="top"/>
+          </w:tcPr>
+          <w:p>
+            <w:pPr>
+              <w:spacing w:before="40" w:after="40"/>
+              <w:rPr>
+                <w:sz w:val="18"/>
+              </w:rPr>
+            </w:pPr>
+            <w:r>
+              <w:rPr>
+                <w:sz w:val="18"/>
+                <w:szCs w:val="18"/>
+              </w:rPr>
+              <w:t xml:space="preserve">?-06</w:t>
+            </w:r>
+          </w:p>
+        </w:tc>
+        <w:tc>
+          <w:tcPr>
+            <w:tcW w:w="1870" w:type="dxa"/>
+            <w:vAlign w:val="top"/>
+          </w:tcPr>
+          <w:p>
+            <w:pPr>
+              <w:spacing w:before="40" w:after="40"/>
+              <w:rPr>
+                <w:sz w:val="18"/>
+              </w:rPr>
+            </w:pPr>
+            <w:r>
+              <w:rPr>
+                <w:sz w:val="18"/>
+                <w:szCs w:val="18"/>
+              </w:rPr>
+              <w:t xml:space="preserve">Res. Ex. N.º 1213 de 08-10-2009: libreta foliada, timbrada, de cargo del empleador</w:t>
+            </w:r>
+          </w:p>
+        </w:tc>
+        <w:tc>
+          <w:tcPr>
+            <w:tcW w:w="1870" w:type="dxa"/>
+            <w:vAlign w:val="top"/>
+          </w:tcPr>
+          <w:p>
+            <w:pPr>
+              <w:spacing w:before="40" w:after="40"/>
+              <w:rPr>
+                <w:sz w:val="18"/>
+              </w:rPr>
+            </w:pPr>
+            <w:r>
+              <w:rPr>
+                <w:sz w:val="18"/>
+                <w:szCs w:val="18"/>
+              </w:rPr>
+              <w:t xml:space="preserve">§5.6</w:t>
+            </w:r>
+          </w:p>
+        </w:tc>
+        <w:tc>
+          <w:tcPr>
+            <w:tcW w:w="1870" w:type="dxa"/>
+            <w:vAlign w:val="top"/>
+          </w:tcPr>
+          <w:p>
+            <w:pPr>
+              <w:spacing w:before="40" w:after="40"/>
+              <w:rPr>
+                <w:sz w:val="18"/>
+              </w:rPr>
+            </w:pPr>
+            <w:r>
+              <w:rPr>
+                <w:sz w:val="18"/>
+                <w:szCs w:val="18"/>
+              </w:rPr>
+              <w:t xml:space="preserve">Texto de la resolución en la Dirección del Trabajo</w:t>
+            </w:r>
+          </w:p>
+        </w:tc>
+        <w:tc>
+          <w:tcPr>
+            <w:tcW w:w="1870" w:type="dxa"/>
+            <w:vAlign w:val="top"/>
+          </w:tcPr>
+          <w:p>
+            <w:pPr>
+              <w:spacing w:before="40" w:after="40"/>
+              <w:rPr>
+                <w:sz w:val="18"/>
+              </w:rPr>
+            </w:pPr>
+            <w:r>
+              <w:rPr>
+                <w:b/>
+                <w:sz w:val="18"/>
+                <w:szCs w:val="18"/>
+              </w:rPr>
+              <w:t xml:space="preserve">Sí</w:t>
+            </w:r>
+            <w:r>
+              <w:rPr>
+                <w:sz w:val="18"/>
+                <w:szCs w:val="18"/>
+              </w:rPr>
+              <w:t xml:space="preserve"> — sustenta la consulta C-10</w:t>
+            </w:r>
+          </w:p>
+        </w:tc>
+      </w:tr>
+      <w:tr>
+        <w:trPr>
+          <w:cantSplit/>
+        </w:trPr>
+        <w:tc>
+          <w:tcPr>
+            <w:tcW w:w="1870" w:type="dxa"/>
+            <w:vAlign w:val="top"/>
+          </w:tcPr>
+          <w:p>
+            <w:pPr>
+              <w:spacing w:before="40" w:after="40"/>
+              <w:rPr>
+                <w:sz w:val="18"/>
+              </w:rPr>
+            </w:pPr>
+            <w:r>
+              <w:rPr>
+                <w:sz w:val="18"/>
+                <w:szCs w:val="18"/>
+              </w:rPr>
+              <w:t xml:space="preserve">?-07</w:t>
+            </w:r>
+          </w:p>
+        </w:tc>
+        <w:tc>
+          <w:tcPr>
+            <w:tcW w:w="1870" w:type="dxa"/>
+            <w:vAlign w:val="top"/>
+          </w:tcPr>
+          <w:p>
+            <w:pPr>
+              <w:spacing w:before="40" w:after="40"/>
+              <w:rPr>
+                <w:sz w:val="18"/>
+              </w:rPr>
+            </w:pPr>
+            <w:r>
+              <w:rPr>
+                <w:sz w:val="18"/>
+                <w:szCs w:val="18"/>
+              </w:rPr>
+              <w:t xml:space="preserve">Decreto N.º 80 de 2004 y umbral de 360 HP-SAE para tacógrafo</w:t>
+            </w:r>
+          </w:p>
+        </w:tc>
+        <w:tc>
+          <w:tcPr>
+            <w:tcW w:w="1870" w:type="dxa"/>
+            <w:vAlign w:val="top"/>
+          </w:tcPr>
+          <w:p>
+            <w:pPr>
+              <w:spacing w:before="40" w:after="40"/>
+              <w:rPr>
+                <w:sz w:val="18"/>
+              </w:rPr>
+            </w:pPr>
+            <w:r>
+              <w:rPr>
+                <w:sz w:val="18"/>
+                <w:szCs w:val="18"/>
+              </w:rPr>
+              <w:t xml:space="preserve">§5.6</w:t>
+            </w:r>
+          </w:p>
+        </w:tc>
+        <w:tc>
+          <w:tcPr>
+            <w:tcW w:w="1870" w:type="dxa"/>
+            <w:vAlign w:val="top"/>
+          </w:tcPr>
+          <w:p>
+            <w:pPr>
+              <w:spacing w:before="40" w:after="40"/>
+              <w:rPr>
+                <w:sz w:val="18"/>
+              </w:rPr>
+            </w:pPr>
+            <w:r>
+              <w:rPr>
+                <w:sz w:val="18"/>
+                <w:szCs w:val="18"/>
+              </w:rPr>
+              <w:t xml:space="preserve">BCN o Ministerio de Transportes</w:t>
+            </w:r>
+          </w:p>
+        </w:tc>
+        <w:tc>
+          <w:tcPr>
+            <w:tcW w:w="1870" w:type="dxa"/>
+            <w:vAlign w:val="top"/>
+          </w:tcPr>
+          <w:p>
+            <w:pPr>
+              <w:spacing w:before="40" w:after="40"/>
+              <w:rPr>
+                <w:sz w:val="18"/>
+              </w:rPr>
+            </w:pPr>
+            <w:r>
+              <w:rPr>
+                <w:sz w:val="18"/>
+                <w:szCs w:val="18"/>
+              </w:rPr>
+              <w:t xml:space="preserve">No — ya está marcado en el texto como no verificado</w:t>
+            </w:r>
+          </w:p>
+        </w:tc>
+      </w:tr>
+      <w:tr>
+        <w:trPr>
+          <w:cantSplit/>
+        </w:trPr>
+        <w:tc>
+          <w:tcPr>
+            <w:tcW w:w="1870" w:type="dxa"/>
+            <w:vAlign w:val="top"/>
+          </w:tcPr>
+          <w:p>
+            <w:pPr>
+              <w:spacing w:before="40" w:after="40"/>
+              <w:rPr>
+                <w:sz w:val="18"/>
+              </w:rPr>
+            </w:pPr>
+            <w:r>
+              <w:rPr>
+                <w:sz w:val="18"/>
+                <w:szCs w:val="18"/>
+              </w:rPr>
+              <w:t xml:space="preserve">?-08</w:t>
+            </w:r>
+          </w:p>
+        </w:tc>
+        <w:tc>
+          <w:tcPr>
+            <w:tcW w:w="1870" w:type="dxa"/>
+            <w:vAlign w:val="top"/>
+          </w:tcPr>
+          <w:p>
+            <w:pPr>
+              <w:spacing w:before="40" w:after="40"/>
+              <w:rPr>
+                <w:sz w:val="18"/>
+              </w:rPr>
+            </w:pPr>
+            <w:r>
+              <w:rPr>
+                <w:sz w:val="18"/>
+                <w:szCs w:val="18"/>
+              </w:rPr>
+              <w:t xml:space="preserve">Anchos de banda de LTE Cat-1 (2–5 Mbps) y LTE-M (100–300 kbps)</w:t>
+            </w:r>
+          </w:p>
+        </w:tc>
+        <w:tc>
+          <w:tcPr>
+            <w:tcW w:w="1870" w:type="dxa"/>
+            <w:vAlign w:val="top"/>
+          </w:tcPr>
+          <w:p>
+            <w:pPr>
+              <w:spacing w:before="40" w:after="40"/>
+              <w:rPr>
+                <w:sz w:val="18"/>
+              </w:rPr>
+            </w:pPr>
+            <w:r>
+              <w:rPr>
+                <w:sz w:val="18"/>
+                <w:szCs w:val="18"/>
+              </w:rPr>
+              <w:t xml:space="preserve">Análisis de sincronización</w:t>
+            </w:r>
+          </w:p>
+        </w:tc>
+        <w:tc>
+          <w:tcPr>
+            <w:tcW w:w="1870" w:type="dxa"/>
+            <w:vAlign w:val="top"/>
+          </w:tcPr>
+          <w:p>
+            <w:pPr>
+              <w:spacing w:before="40" w:after="40"/>
+              <w:rPr>
+                <w:sz w:val="18"/>
+              </w:rPr>
+            </w:pPr>
+            <w:r>
+              <w:rPr>
+                <w:sz w:val="18"/>
+                <w:szCs w:val="18"/>
+              </w:rPr>
+              <w:t xml:space="preserve">Ficha del módem elegido</w:t>
+            </w:r>
+          </w:p>
+        </w:tc>
+        <w:tc>
+          <w:tcPr>
+            <w:tcW w:w="1870" w:type="dxa"/>
+            <w:vAlign w:val="top"/>
+          </w:tcPr>
+          <w:p>
+            <w:pPr>
+              <w:spacing w:before="40" w:after="40"/>
+              <w:rPr>
+                <w:sz w:val="18"/>
+              </w:rPr>
+            </w:pPr>
+            <w:r>
+              <w:rPr>
+                <w:sz w:val="18"/>
+                <w:szCs w:val="18"/>
+              </w:rPr>
+              <w:t xml:space="preserve">No — el argumento es comparativo, no absoluto</w:t>
+            </w:r>
+          </w:p>
+        </w:tc>
+      </w:tr>
+    </w:tbl>
+    <w:p>
+      <w:pPr>
+        <w:spacing w:before="0" w:after="100"/>
+      </w:pPr>
+    </w:p>
+    <w:p>
+      <w:pPr>
+        <w:spacing w:before="0" w:after="140" w:line="264" w:lineRule="auto"/>
+      </w:pPr>
+      <w:r>
+        <w:rPr>
+          <w:b/>
+        </w:rPr>
+        <w:t xml:space="preserve">Origen común de ?-05, ?-06 y ?-07:</w:t>
+      </w:r>
+      <w:r>
+        <w:t xml:space="preserve"> provienen de </w:t>
+      </w:r>
+      <w:r>
+        <w:rPr>
+          <w:rFonts w:ascii="Consolas" w:hAnsi="Consolas"/>
+          <w:color w:val="5B21B6"/>
+          <w:sz w:val="20"/>
+          <w:szCs w:val="20"/>
+          <w:shd w:val="clear" w:fill="F1F4F8"/>
+        </w:rPr>
+        <w:t xml:space="preserve">BLOQUE2-INVESTIGACION-TECNICA.md</w:t>
+      </w:r>
+      <w:r>
+        <w:t xml:space="preserve">, elaborado en una sesión anterior. Ese archivo los declara verificados en fuentes de la Dirección del Trabajo, pero no fueron contrastados en este análisis. </w:t>
+      </w:r>
+      <w:r>
+        <w:rPr>
+          <w:b/>
+        </w:rPr>
+        <w:t xml:space="preserve">Heredar una verificación no es verificar.</w:t>
+      </w:r>
+    </w:p>
+    <w:p>
+      <w:pPr>
+        <w:pStyle w:val="Heading2"/>
+        <w:keepNext/>
+        <w:spacing w:before="260" w:after="100"/>
+      </w:pPr>
+      <w:r>
+        <w:t xml:space="preserve">13.2 Nivel [F] — verificado en fuente externa</w:t>
+      </w:r>
+    </w:p>
+    <w:tbl>
+      <w:tblPr>
+        <w:tblW w:w="9350" w:type="dxa"/>
+        <w:tblLayout w:type="fixed"/>
+        <w:tblBorders>
+          <w:top w:val="single" w:sz="4" w:space="0" w:color="C8D2DE"/>
+          <w:left w:val="single" w:sz="4" w:space="0" w:color="C8D2DE"/>
+          <w:bottom w:val="single" w:sz="4" w:space="0" w:color="C8D2DE"/>
+          <w:right w:val="single" w:sz="4" w:space="0" w:color="C8D2DE"/>
+          <w:insideH w:val="single" w:sz="4" w:space="0" w:color="C8D2DE"/>
+          <w:insideV w:val="single" w:sz="4" w:space="0" w:color="C8D2DE"/>
+        </w:tblBorders>
+        <w:tblCellMar>
+          <w:top w:w="60" w:type="dxa"/>
+          <w:left w:w="80" w:type="dxa"/>
+          <w:bottom w:w="60" w:type="dxa"/>
+          <w:right w:w="80" w:type="dxa"/>
+        </w:tblCellMar>
+      </w:tblPr>
+      <w:tblGrid>
+        <w:gridCol w:w="3116"/>
+        <w:gridCol w:w="3116"/>
+        <w:gridCol w:w="3116"/>
+      </w:tblGrid>
+      <w:tr>
+        <w:trPr>
+          <w:tblHeader/>
+          <w:cantSplit/>
+        </w:trPr>
+        <w:tc>
+          <w:tcPr>
+            <w:tcW w:w="3116" w:type="dxa"/>
+            <w:shd w:val="clear" w:fill="EDF2F8"/>
+            <w:vAlign w:val="top"/>
+          </w:tcPr>
+          <w:p>
+            <w:pPr>
+              <w:spacing w:before="40" w:after="40"/>
+              <w:rPr>
+                <w:sz w:val="18"/>
+              </w:rPr>
+            </w:pPr>
+            <w:r>
+              <w:rPr>
+                <w:b/>
+                <w:sz w:val="18"/>
+                <w:szCs w:val="18"/>
+              </w:rPr>
+              <w:t xml:space="preserve">Dato</w:t>
+            </w:r>
+          </w:p>
+        </w:tc>
+        <w:tc>
+          <w:tcPr>
+            <w:tcW w:w="3116" w:type="dxa"/>
+            <w:shd w:val="clear" w:fill="EDF2F8"/>
+            <w:vAlign w:val="top"/>
+          </w:tcPr>
+          <w:p>
+            <w:pPr>
+              <w:spacing w:before="40" w:after="40"/>
+              <w:rPr>
+                <w:sz w:val="18"/>
+              </w:rPr>
+            </w:pPr>
+            <w:r>
+              <w:rPr>
+                <w:b/>
+                <w:sz w:val="18"/>
+                <w:szCs w:val="18"/>
+              </w:rPr>
+              <w:t xml:space="preserve">Fuente</w:t>
+            </w:r>
+          </w:p>
+        </w:tc>
+        <w:tc>
+          <w:tcPr>
+            <w:tcW w:w="3116" w:type="dxa"/>
+            <w:shd w:val="clear" w:fill="EDF2F8"/>
+            <w:vAlign w:val="top"/>
+          </w:tcPr>
+          <w:p>
+            <w:pPr>
+              <w:spacing w:before="40" w:after="40"/>
+              <w:rPr>
+                <w:sz w:val="18"/>
+              </w:rPr>
+            </w:pPr>
+            <w:r>
+              <w:rPr>
+                <w:b/>
+                <w:sz w:val="18"/>
+                <w:szCs w:val="18"/>
+              </w:rPr>
+              <w:t xml:space="preserve">Dónde aparece</w:t>
+            </w:r>
+          </w:p>
+        </w:tc>
+      </w:tr>
+      <w:tr>
+        <w:trPr>
+          <w:cantSplit/>
+        </w:trPr>
+        <w:tc>
+          <w:tcPr>
+            <w:tcW w:w="3116" w:type="dxa"/>
+            <w:vAlign w:val="top"/>
+          </w:tcPr>
+          <w:p>
+            <w:pPr>
+              <w:spacing w:before="40" w:after="40"/>
+              <w:rPr>
+                <w:sz w:val="18"/>
+              </w:rPr>
+            </w:pPr>
+            <w:r>
+              <w:rPr>
+                <w:sz w:val="18"/>
+                <w:szCs w:val="18"/>
+              </w:rPr>
+              <w:t xml:space="preserve">Webfleet SAT: almacenamiento de hasta 40 h; conmuta a satélite tras 10 min sin red; en satélite la posición se actualiza cada 10 min</w:t>
+            </w:r>
+          </w:p>
+        </w:tc>
+        <w:tc>
+          <w:tcPr>
+            <w:tcW w:w="3116" w:type="dxa"/>
+            <w:vAlign w:val="top"/>
+          </w:tcPr>
+          <w:p>
+            <w:pPr>
+              <w:spacing w:before="40" w:after="40"/>
+              <w:rPr>
+                <w:sz w:val="18"/>
+              </w:rPr>
+            </w:pPr>
+            <w:r>
+              <w:rPr>
+                <w:rFonts w:ascii="Consolas" w:hAnsi="Consolas"/>
+                <w:color w:val="5B21B6"/>
+                <w:sz w:val="16"/>
+                <w:szCs w:val="16"/>
+                <w:shd w:val="clear" w:fill="F1F4F8"/>
+              </w:rPr>
+              <w:t xml:space="preserve">wf-wfsat-datasheet.cl.pdf</w:t>
+            </w:r>
+            <w:r>
+              <w:rPr>
+                <w:sz w:val="18"/>
+                <w:szCs w:val="18"/>
+              </w:rPr>
+              <w:t xml:space="preserve">, ficha entregada por el CLIENTE</w:t>
+            </w:r>
+          </w:p>
+        </w:tc>
+        <w:tc>
+          <w:tcPr>
+            <w:tcW w:w="3116" w:type="dxa"/>
+            <w:vAlign w:val="top"/>
+          </w:tcPr>
+          <w:p>
+            <w:pPr>
+              <w:spacing w:before="40" w:after="40"/>
+              <w:rPr>
+                <w:sz w:val="18"/>
+              </w:rPr>
+            </w:pPr>
+            <w:r>
+              <w:rPr>
+                <w:sz w:val="18"/>
+                <w:szCs w:val="18"/>
+              </w:rPr>
+              <w:t xml:space="preserve">§5.3.4</w:t>
+            </w:r>
+          </w:p>
+        </w:tc>
+      </w:tr>
+      <w:tr>
+        <w:trPr>
+          <w:cantSplit/>
+        </w:trPr>
+        <w:tc>
+          <w:tcPr>
+            <w:tcW w:w="3116" w:type="dxa"/>
+            <w:vAlign w:val="top"/>
+          </w:tcPr>
+          <w:p>
+            <w:pPr>
+              <w:spacing w:before="40" w:after="40"/>
+              <w:rPr>
+                <w:sz w:val="18"/>
+              </w:rPr>
+            </w:pPr>
+            <w:r>
+              <w:rPr>
+                <w:sz w:val="18"/>
+                <w:szCs w:val="18"/>
+              </w:rPr>
+              <w:t xml:space="preserve">Iridium Edge: 123,2 × 78,4 × 30,3 mm, 205 g, IP67, −40/+85 °C, 9–32 V, 1,6 W en transmisión, red SBD sobre 66 satélites LEO</w:t>
+            </w:r>
+          </w:p>
+        </w:tc>
+        <w:tc>
+          <w:tcPr>
+            <w:tcW w:w="3116" w:type="dxa"/>
+            <w:vAlign w:val="top"/>
+          </w:tcPr>
+          <w:p>
+            <w:pPr>
+              <w:spacing w:before="40" w:after="40"/>
+              <w:rPr>
+                <w:sz w:val="18"/>
+              </w:rPr>
+            </w:pPr>
+            <w:r>
+              <w:rPr>
+                <w:sz w:val="18"/>
+                <w:szCs w:val="18"/>
+              </w:rPr>
+              <w:t xml:space="preserve">Misma ficha</w:t>
+            </w:r>
+          </w:p>
+        </w:tc>
+        <w:tc>
+          <w:tcPr>
+            <w:tcW w:w="3116" w:type="dxa"/>
+            <w:vAlign w:val="top"/>
+          </w:tcPr>
+          <w:p>
+            <w:pPr>
+              <w:spacing w:before="40" w:after="40"/>
+              <w:rPr>
+                <w:sz w:val="18"/>
+              </w:rPr>
+            </w:pPr>
+            <w:r>
+              <w:rPr>
+                <w:sz w:val="18"/>
+                <w:szCs w:val="18"/>
+              </w:rPr>
+              <w:t xml:space="preserve">§5.3.1, §5.4</w:t>
+            </w:r>
+          </w:p>
+        </w:tc>
+      </w:tr>
+      <w:tr>
+        <w:trPr>
+          <w:cantSplit/>
+        </w:trPr>
+        <w:tc>
+          <w:tcPr>
+            <w:tcW w:w="3116" w:type="dxa"/>
+            <w:vAlign w:val="top"/>
+          </w:tcPr>
+          <w:p>
+            <w:pPr>
+              <w:spacing w:before="40" w:after="40"/>
+              <w:rPr>
+                <w:sz w:val="18"/>
+              </w:rPr>
+            </w:pPr>
+            <w:r>
+              <w:rPr>
+                <w:sz w:val="18"/>
+                <w:szCs w:val="18"/>
+              </w:rPr>
+              <w:t xml:space="preserve">LINK 740: IP20, −30 a +70 °C, módem LTE-M y GPRS, memoria interna no publicada, 122 × 59 × 24 mm, 96 g</w:t>
+            </w:r>
+          </w:p>
+        </w:tc>
+        <w:tc>
+          <w:tcPr>
+            <w:tcW w:w="3116" w:type="dxa"/>
+            <w:vAlign w:val="top"/>
+          </w:tcPr>
+          <w:p>
+            <w:pPr>
+              <w:spacing w:before="40" w:after="40"/>
+              <w:rPr>
+                <w:sz w:val="18"/>
+              </w:rPr>
+            </w:pPr>
+            <w:r>
+              <w:rPr>
+                <w:sz w:val="18"/>
+                <w:szCs w:val="18"/>
+              </w:rPr>
+              <w:t xml:space="preserve">webfleet.com, especificaciones del producto</w:t>
+            </w:r>
+          </w:p>
+        </w:tc>
+        <w:tc>
+          <w:tcPr>
+            <w:tcW w:w="3116" w:type="dxa"/>
+            <w:vAlign w:val="top"/>
+          </w:tcPr>
+          <w:p>
+            <w:pPr>
+              <w:spacing w:before="40" w:after="40"/>
+              <w:rPr>
+                <w:sz w:val="18"/>
+              </w:rPr>
+            </w:pPr>
+            <w:r>
+              <w:rPr>
+                <w:sz w:val="18"/>
+                <w:szCs w:val="18"/>
+              </w:rPr>
+              <w:t xml:space="preserve">§5.3.3</w:t>
+            </w:r>
+          </w:p>
+        </w:tc>
+      </w:tr>
+      <w:tr>
+        <w:trPr>
+          <w:cantSplit/>
+        </w:trPr>
+        <w:tc>
+          <w:tcPr>
+            <w:tcW w:w="3116" w:type="dxa"/>
+            <w:vAlign w:val="top"/>
+          </w:tcPr>
+          <w:p>
+            <w:pPr>
+              <w:spacing w:before="40" w:after="40"/>
+              <w:rPr>
+                <w:sz w:val="18"/>
+              </w:rPr>
+            </w:pPr>
+            <w:r>
+              <w:rPr>
+                <w:sz w:val="18"/>
+                <w:szCs w:val="18"/>
+              </w:rPr>
+              <w:t xml:space="preserve">Iridium SBD: 340 B máximo por mensaje saliente en 9601/9602; 1.960 B en 9522A/B</w:t>
+            </w:r>
+          </w:p>
+        </w:tc>
+        <w:tc>
+          <w:tcPr>
+            <w:tcW w:w="3116" w:type="dxa"/>
+            <w:vAlign w:val="top"/>
+          </w:tcPr>
+          <w:p>
+            <w:pPr>
+              <w:spacing w:before="40" w:after="40"/>
+              <w:rPr>
+                <w:sz w:val="18"/>
+              </w:rPr>
+            </w:pPr>
+            <w:r>
+              <w:rPr>
+                <w:sz w:val="18"/>
+                <w:szCs w:val="18"/>
+              </w:rPr>
+              <w:t xml:space="preserve">Documentación pública de Iridium SBD</w:t>
+            </w:r>
+          </w:p>
+        </w:tc>
+        <w:tc>
+          <w:tcPr>
+            <w:tcW w:w="3116" w:type="dxa"/>
+            <w:vAlign w:val="top"/>
+          </w:tcPr>
+          <w:p>
+            <w:pPr>
+              <w:spacing w:before="40" w:after="40"/>
+              <w:rPr>
+                <w:sz w:val="18"/>
+              </w:rPr>
+            </w:pPr>
+            <w:r>
+              <w:rPr>
+                <w:sz w:val="18"/>
+                <w:szCs w:val="18"/>
+              </w:rPr>
+              <w:t xml:space="preserve">§5.5</w:t>
+            </w:r>
+          </w:p>
+        </w:tc>
+      </w:tr>
+      <w:tr>
+        <w:trPr>
+          <w:cantSplit/>
+        </w:trPr>
+        <w:tc>
+          <w:tcPr>
+            <w:tcW w:w="3116" w:type="dxa"/>
+            <w:vAlign w:val="top"/>
+          </w:tcPr>
+          <w:p>
+            <w:pPr>
+              <w:spacing w:before="40" w:after="40"/>
+              <w:rPr>
+                <w:sz w:val="18"/>
+              </w:rPr>
+            </w:pPr>
+            <w:r>
+              <w:rPr>
+                <w:sz w:val="18"/>
+                <w:szCs w:val="18"/>
+              </w:rPr>
+              <w:t xml:space="preserve">Azure Chile Central: Santiago (Quilicura), disponible desde 2025, tres zonas de disponibilidad, residencia de datos en Chile</w:t>
+            </w:r>
+          </w:p>
+        </w:tc>
+        <w:tc>
+          <w:tcPr>
+            <w:tcW w:w="3116" w:type="dxa"/>
+            <w:vAlign w:val="top"/>
+          </w:tcPr>
+          <w:p>
+            <w:pPr>
+              <w:spacing w:before="40" w:after="40"/>
+              <w:rPr>
+                <w:sz w:val="18"/>
+              </w:rPr>
+            </w:pPr>
+            <w:r>
+              <w:rPr>
+                <w:sz w:val="18"/>
+                <w:szCs w:val="18"/>
+              </w:rPr>
+              <w:t xml:space="preserve">Documentación de Microsoft Azure</w:t>
+            </w:r>
+          </w:p>
+        </w:tc>
+        <w:tc>
+          <w:tcPr>
+            <w:tcW w:w="3116" w:type="dxa"/>
+            <w:vAlign w:val="top"/>
+          </w:tcPr>
+          <w:p>
+            <w:pPr>
+              <w:spacing w:before="40" w:after="40"/>
+              <w:rPr>
+                <w:sz w:val="18"/>
+              </w:rPr>
+            </w:pPr>
+            <w:r>
+              <w:rPr>
+                <w:sz w:val="18"/>
+                <w:szCs w:val="18"/>
+              </w:rPr>
+              <w:t xml:space="preserve">§5.8.1</w:t>
+            </w:r>
+          </w:p>
+        </w:tc>
+      </w:tr>
+      <w:tr>
+        <w:trPr>
+          <w:cantSplit/>
+        </w:trPr>
+        <w:tc>
+          <w:tcPr>
+            <w:tcW w:w="3116" w:type="dxa"/>
+            <w:vAlign w:val="top"/>
+          </w:tcPr>
+          <w:p>
+            <w:pPr>
+              <w:spacing w:before="40" w:after="40"/>
+              <w:rPr>
+                <w:sz w:val="18"/>
+              </w:rPr>
+            </w:pPr>
+            <w:r>
+              <w:rPr>
+                <w:sz w:val="18"/>
+                <w:szCs w:val="18"/>
+              </w:rPr>
+              <w:t xml:space="preserve">rFMS v5.0.0, especificación de 25-07-2025, API REST sobre HTTPS</w:t>
+            </w:r>
+          </w:p>
+        </w:tc>
+        <w:tc>
+          <w:tcPr>
+            <w:tcW w:w="3116" w:type="dxa"/>
+            <w:vAlign w:val="top"/>
+          </w:tcPr>
+          <w:p>
+            <w:pPr>
+              <w:spacing w:before="40" w:after="40"/>
+              <w:rPr>
+                <w:sz w:val="18"/>
+              </w:rPr>
+            </w:pPr>
+            <w:r>
+              <w:rPr>
+                <w:rFonts w:ascii="Consolas" w:hAnsi="Consolas"/>
+                <w:color w:val="5B21B6"/>
+                <w:sz w:val="16"/>
+                <w:szCs w:val="16"/>
+                <w:shd w:val="clear" w:fill="F1F4F8"/>
+              </w:rPr>
+              <w:t xml:space="preserve">fms-standard.com</w:t>
+            </w:r>
+          </w:p>
+        </w:tc>
+        <w:tc>
+          <w:tcPr>
+            <w:tcW w:w="3116" w:type="dxa"/>
+            <w:vAlign w:val="top"/>
+          </w:tcPr>
+          <w:p>
+            <w:pPr>
+              <w:spacing w:before="40" w:after="40"/>
+              <w:rPr>
+                <w:sz w:val="18"/>
+              </w:rPr>
+            </w:pPr>
+            <w:r>
+              <w:rPr>
+                <w:sz w:val="18"/>
+                <w:szCs w:val="18"/>
+              </w:rPr>
+              <w:t xml:space="preserve">§5.7</w:t>
+            </w:r>
+          </w:p>
+        </w:tc>
+      </w:tr>
+      <w:tr>
+        <w:trPr>
+          <w:cantSplit/>
+        </w:trPr>
+        <w:tc>
+          <w:tcPr>
+            <w:tcW w:w="3116" w:type="dxa"/>
+            <w:vAlign w:val="top"/>
+          </w:tcPr>
+          <w:p>
+            <w:pPr>
+              <w:spacing w:before="40" w:after="40"/>
+              <w:rPr>
+                <w:sz w:val="18"/>
+              </w:rPr>
+            </w:pPr>
+            <w:r>
+              <w:rPr>
+                <w:sz w:val="18"/>
+                <w:szCs w:val="18"/>
+              </w:rPr>
+              <w:t xml:space="preserve">FMC650: 2× RS232, 1× RS485, CAN J1939, CAN J1708, 1-Wire, BLE; 8–32 V DC; batería Ni-MH 8,4 V 550 mAh; descarga remota DDD/TGD/V1B/C1B y Smart Tachograph v2 por el conector C (C5/C7)</w:t>
+            </w:r>
+          </w:p>
+        </w:tc>
+        <w:tc>
+          <w:tcPr>
+            <w:tcW w:w="3116" w:type="dxa"/>
+            <w:vAlign w:val="top"/>
+          </w:tcPr>
+          <w:p>
+            <w:pPr>
+              <w:spacing w:before="40" w:after="40"/>
+              <w:rPr>
+                <w:sz w:val="18"/>
+              </w:rPr>
+            </w:pPr>
+            <w:r>
+              <w:rPr>
+                <w:sz w:val="18"/>
+                <w:szCs w:val="18"/>
+              </w:rPr>
+              <w:t xml:space="preserve">Documentación de Teltonika</w:t>
+            </w:r>
+          </w:p>
+        </w:tc>
+        <w:tc>
+          <w:tcPr>
+            <w:tcW w:w="3116" w:type="dxa"/>
+            <w:vAlign w:val="top"/>
+          </w:tcPr>
+          <w:p>
+            <w:pPr>
+              <w:spacing w:before="40" w:after="40"/>
+              <w:rPr>
+                <w:sz w:val="18"/>
+              </w:rPr>
+            </w:pPr>
+            <w:r>
+              <w:rPr>
+                <w:sz w:val="18"/>
+                <w:szCs w:val="18"/>
+              </w:rPr>
+              <w:t xml:space="preserve">§5.3.6</w:t>
+            </w:r>
+          </w:p>
+        </w:tc>
+      </w:tr>
+      <w:tr>
+        <w:trPr>
+          <w:cantSplit/>
+        </w:trPr>
+        <w:tc>
+          <w:tcPr>
+            <w:tcW w:w="3116" w:type="dxa"/>
+            <w:vAlign w:val="top"/>
+          </w:tcPr>
+          <w:p>
+            <w:pPr>
+              <w:spacing w:before="40" w:after="40"/>
+              <w:rPr>
+                <w:sz w:val="18"/>
+              </w:rPr>
+            </w:pPr>
+            <w:r>
+              <w:rPr>
+                <w:sz w:val="18"/>
+                <w:szCs w:val="18"/>
+              </w:rPr>
+              <w:t xml:space="preserve">FMC650 marcado </w:t>
+            </w:r>
+            <w:r>
+              <w:rPr>
+                <w:i/>
+                <w:sz w:val="18"/>
+                <w:szCs w:val="18"/>
+              </w:rPr>
+              <w:t xml:space="preserve">End of life</w:t>
+            </w:r>
+            <w:r>
+              <w:rPr>
+                <w:sz w:val="18"/>
+                <w:szCs w:val="18"/>
+              </w:rPr>
+              <w:t xml:space="preserve"> y </w:t>
+            </w:r>
+            <w:r>
+              <w:rPr>
+                <w:i/>
+                <w:sz w:val="18"/>
+                <w:szCs w:val="18"/>
+              </w:rPr>
+              <w:t xml:space="preserve">Out of stock</w:t>
+            </w:r>
+            <w:r>
+              <w:rPr>
+                <w:sz w:val="18"/>
+                <w:szCs w:val="18"/>
+              </w:rPr>
+              <w:t xml:space="preserve"> en el catálogo, con la wiki actualizada en mayo de 2026</w:t>
+            </w:r>
+          </w:p>
+        </w:tc>
+        <w:tc>
+          <w:tcPr>
+            <w:tcW w:w="3116" w:type="dxa"/>
+            <w:vAlign w:val="top"/>
+          </w:tcPr>
+          <w:p>
+            <w:pPr>
+              <w:spacing w:before="40" w:after="40"/>
+              <w:rPr>
+                <w:sz w:val="18"/>
+              </w:rPr>
+            </w:pPr>
+            <w:r>
+              <w:rPr>
+                <w:sz w:val="18"/>
+                <w:szCs w:val="18"/>
+              </w:rPr>
+              <w:t xml:space="preserve">Catálogo de Teltonika</w:t>
+            </w:r>
+          </w:p>
+        </w:tc>
+        <w:tc>
+          <w:tcPr>
+            <w:tcW w:w="3116" w:type="dxa"/>
+            <w:vAlign w:val="top"/>
+          </w:tcPr>
+          <w:p>
+            <w:pPr>
+              <w:spacing w:before="40" w:after="40"/>
+              <w:rPr>
+                <w:sz w:val="18"/>
+              </w:rPr>
+            </w:pPr>
+            <w:r>
+              <w:rPr>
+                <w:sz w:val="18"/>
+                <w:szCs w:val="18"/>
+              </w:rPr>
+              <w:t xml:space="preserve">§5.3.6</w:t>
+            </w:r>
+          </w:p>
+        </w:tc>
+      </w:tr>
+    </w:tbl>
+    <w:p>
+      <w:pPr>
+        <w:spacing w:before="0" w:after="100"/>
+      </w:pPr>
+    </w:p>
+    <w:p>
+      <w:pPr>
+        <w:spacing w:before="0" w:after="140" w:line="264" w:lineRule="auto"/>
+      </w:pPr>
+      <w:r>
+        <w:rPr>
+          <w:b/>
+        </w:rPr>
+        <w:t xml:space="preserve">Regla de forma:</w:t>
+      </w:r>
+      <w:r>
+        <w:t xml:space="preserve"> el Art. 40° exige referencias en </w:t>
+      </w:r>
+      <w:r>
+        <w:rPr>
+          <w:b/>
+        </w:rPr>
+        <w:t xml:space="preserve">APA 7.ª edición</w:t>
+      </w:r>
+      <w:r>
+        <w:t xml:space="preserve">. Cada fila de esta tabla que llegue al informe necesita su entrada bibliográfica completa con fecha de consulta.</w:t>
+      </w:r>
+    </w:p>
+    <w:p>
+      <w:pPr>
+        <w:pStyle w:val="Heading2"/>
+        <w:keepNext/>
+        <w:spacing w:before="260" w:after="100"/>
+      </w:pPr>
+      <w:r>
+        <w:t xml:space="preserve">13.3 Nivel [S] — supuestos de D4</w:t>
+      </w:r>
+    </w:p>
+    <w:p>
+      <w:pPr>
+        <w:spacing w:before="0" w:after="140" w:line="264" w:lineRule="auto"/>
+      </w:pPr>
+      <w:r>
+        <w:t xml:space="preserve">Están en la </w:t>
+      </w:r>
+      <w:r>
+        <w:rPr>
+          <w:b/>
+        </w:rPr>
+        <w:t xml:space="preserve">§7</w:t>
+      </w:r>
+      <w:r>
+        <w:t xml:space="preserve">, con su derivación y la actividad que los cierra. No se repiten aquí.</w:t>
+      </w:r>
+    </w:p>
+    <w:p>
+      <w:pPr>
+        <w:pStyle w:val="Heading2"/>
+        <w:keepNext/>
+        <w:spacing w:before="260" w:after="100"/>
+      </w:pPr>
+      <w:r>
+        <w:t xml:space="preserve">13.4 Qué cambió al aparecer las bases en texto</w:t>
+      </w:r>
+    </w:p>
+    <w:p>
+      <w:pPr>
+        <w:spacing w:before="0" w:after="140" w:line="264" w:lineRule="auto"/>
+      </w:pPr>
+      <w:r>
+        <w:t xml:space="preserve">Las Bases Administrativas eran el PDF escaneado sin capa de texto, y todo lo que citábamos de ellas venía del documento de traspaso. Con el texto disponible en </w:t>
+      </w:r>
+      <w:r>
+        <w:rPr>
+          <w:rFonts w:ascii="Consolas" w:hAnsi="Consolas"/>
+          <w:color w:val="5B21B6"/>
+          <w:sz w:val="20"/>
+          <w:szCs w:val="20"/>
+          <w:shd w:val="clear" w:fill="F1F4F8"/>
+        </w:rPr>
+        <w:t xml:space="preserve">audIT/texto/</w:t>
+      </w:r>
+      <w:r>
+        <w:t xml:space="preserve"> quedaron </w:t>
+      </w:r>
+      <w:r>
+        <w:rPr>
+          <w:b/>
+        </w:rPr>
+        <w:t xml:space="preserve">verificados textualmente</w:t>
+      </w:r>
+      <w:r>
+        <w:t xml:space="preserve">:</w:t>
+      </w:r>
+    </w:p>
+    <w:tbl>
+      <w:tblPr>
+        <w:tblW w:w="9350" w:type="dxa"/>
+        <w:tblLayout w:type="fixed"/>
+        <w:tblBorders>
+          <w:top w:val="single" w:sz="4" w:space="0" w:color="C8D2DE"/>
+          <w:left w:val="single" w:sz="4" w:space="0" w:color="C8D2DE"/>
+          <w:bottom w:val="single" w:sz="4" w:space="0" w:color="C8D2DE"/>
+          <w:right w:val="single" w:sz="4" w:space="0" w:color="C8D2DE"/>
+          <w:insideH w:val="single" w:sz="4" w:space="0" w:color="C8D2DE"/>
+          <w:insideV w:val="single" w:sz="4" w:space="0" w:color="C8D2DE"/>
+        </w:tblBorders>
+        <w:tblCellMar>
+          <w:top w:w="60" w:type="dxa"/>
+          <w:left w:w="80" w:type="dxa"/>
+          <w:bottom w:w="60" w:type="dxa"/>
+          <w:right w:w="80" w:type="dxa"/>
+        </w:tblCellMar>
+      </w:tblPr>
+      <w:tblGrid>
+        <w:gridCol w:w="4675"/>
+        <w:gridCol w:w="4675"/>
+      </w:tblGrid>
+      <w:tr>
+        <w:trPr>
+          <w:tblHeader/>
+          <w:cantSplit/>
+        </w:trPr>
+        <w:tc>
+          <w:tcPr>
+            <w:tcW w:w="4675" w:type="dxa"/>
+            <w:shd w:val="clear" w:fill="EDF2F8"/>
+            <w:vAlign w:val="top"/>
+          </w:tcPr>
+          <w:p>
+            <w:pPr>
+              <w:spacing w:before="40" w:after="40"/>
+              <w:rPr>
+                <w:sz w:val="18"/>
+              </w:rPr>
+            </w:pPr>
+            <w:r>
+              <w:rPr>
+                <w:b/>
+                <w:sz w:val="18"/>
+                <w:szCs w:val="18"/>
+              </w:rPr>
+              <w:t xml:space="preserve">Artículo</w:t>
+            </w:r>
+          </w:p>
+        </w:tc>
+        <w:tc>
+          <w:tcPr>
+            <w:tcW w:w="4675" w:type="dxa"/>
+            <w:shd w:val="clear" w:fill="EDF2F8"/>
+            <w:vAlign w:val="top"/>
+          </w:tcPr>
+          <w:p>
+            <w:pPr>
+              <w:spacing w:before="40" w:after="40"/>
+              <w:rPr>
+                <w:sz w:val="18"/>
+              </w:rPr>
+            </w:pPr>
+            <w:r>
+              <w:rPr>
+                <w:b/>
+                <w:sz w:val="18"/>
+                <w:szCs w:val="18"/>
+              </w:rPr>
+              <w:t xml:space="preserve">Texto confirmado</w:t>
+            </w:r>
+          </w:p>
+        </w:tc>
+      </w:tr>
+      <w:tr>
+        <w:trPr>
+          <w:cantSplit/>
+        </w:trPr>
+        <w:tc>
+          <w:tcPr>
+            <w:tcW w:w="4675" w:type="dxa"/>
+            <w:vAlign w:val="top"/>
+          </w:tcPr>
+          <w:p>
+            <w:pPr>
+              <w:spacing w:before="40" w:after="40"/>
+              <w:rPr>
+                <w:sz w:val="18"/>
+              </w:rPr>
+            </w:pPr>
+            <w:r>
+              <w:rPr>
+                <w:b/>
+                <w:sz w:val="18"/>
+                <w:szCs w:val="18"/>
+              </w:rPr>
+              <w:t xml:space="preserve">50.2</w:t>
+            </w:r>
+          </w:p>
+        </w:tc>
+        <w:tc>
+          <w:tcPr>
+            <w:tcW w:w="4675" w:type="dxa"/>
+            <w:vAlign w:val="top"/>
+          </w:tcPr>
+          <w:p>
+            <w:pPr>
+              <w:spacing w:before="40" w:after="40"/>
+              <w:rPr>
+                <w:sz w:val="18"/>
+              </w:rPr>
+            </w:pPr>
+            <w:r>
+              <w:rPr>
+                <w:sz w:val="18"/>
+                <w:szCs w:val="18"/>
+              </w:rPr>
+              <w:t xml:space="preserve">«la Oferta Técnica no podrá contener información de precios, tarifas, valores unitarios ni cifra alguna que permita inferir el monto de la oferta económica. Su inclusión es causal de exclusión inmediata»</w:t>
+            </w:r>
+          </w:p>
+        </w:tc>
+      </w:tr>
+      <w:tr>
+        <w:trPr>
+          <w:cantSplit/>
+        </w:trPr>
+        <w:tc>
+          <w:tcPr>
+            <w:tcW w:w="4675" w:type="dxa"/>
+            <w:vAlign w:val="top"/>
+          </w:tcPr>
+          <w:p>
+            <w:pPr>
+              <w:spacing w:before="40" w:after="40"/>
+              <w:rPr>
+                <w:sz w:val="18"/>
+              </w:rPr>
+            </w:pPr>
+            <w:r>
+              <w:rPr>
+                <w:b/>
+                <w:sz w:val="18"/>
+                <w:szCs w:val="18"/>
+              </w:rPr>
+              <w:t xml:space="preserve">16.1</w:t>
+            </w:r>
+          </w:p>
+        </w:tc>
+        <w:tc>
+          <w:tcPr>
+            <w:tcW w:w="4675" w:type="dxa"/>
+            <w:vAlign w:val="top"/>
+          </w:tcPr>
+          <w:p>
+            <w:pPr>
+              <w:spacing w:before="40" w:after="40"/>
+              <w:rPr>
+                <w:sz w:val="18"/>
+              </w:rPr>
+            </w:pPr>
+            <w:r>
+              <w:rPr>
+                <w:sz w:val="18"/>
+                <w:szCs w:val="18"/>
+              </w:rPr>
+              <w:t xml:space="preserve">«No se admiten propuestas exclusivamente en nube ni exclusivamente on-premise»</w:t>
+            </w:r>
+          </w:p>
+        </w:tc>
+      </w:tr>
+      <w:tr>
+        <w:trPr>
+          <w:cantSplit/>
+        </w:trPr>
+        <w:tc>
+          <w:tcPr>
+            <w:tcW w:w="4675" w:type="dxa"/>
+            <w:vAlign w:val="top"/>
+          </w:tcPr>
+          <w:p>
+            <w:pPr>
+              <w:spacing w:before="40" w:after="40"/>
+              <w:rPr>
+                <w:sz w:val="18"/>
+              </w:rPr>
+            </w:pPr>
+            <w:r>
+              <w:rPr>
+                <w:b/>
+                <w:sz w:val="18"/>
+                <w:szCs w:val="18"/>
+              </w:rPr>
+              <w:t xml:space="preserve">16.2</w:t>
+            </w:r>
+          </w:p>
+        </w:tc>
+        <w:tc>
+          <w:tcPr>
+            <w:tcW w:w="4675" w:type="dxa"/>
+            <w:vAlign w:val="top"/>
+          </w:tcPr>
+          <w:p>
+            <w:pPr>
+              <w:spacing w:before="40" w:after="40"/>
+              <w:rPr>
+                <w:sz w:val="18"/>
+              </w:rPr>
+            </w:pPr>
+            <w:r>
+              <w:rPr>
+                <w:sz w:val="18"/>
+                <w:szCs w:val="18"/>
+              </w:rPr>
+              <w:t xml:space="preserve">Justificar el emplazamiento componente por componente por latencia, criticidad, volumen, regulación, conectividad y costo total de propiedad. «Una asignación no justificada será evaluada como observación grave»</w:t>
+            </w:r>
+          </w:p>
+        </w:tc>
+      </w:tr>
+      <w:tr>
+        <w:trPr>
+          <w:cantSplit/>
+        </w:trPr>
+        <w:tc>
+          <w:tcPr>
+            <w:tcW w:w="4675" w:type="dxa"/>
+            <w:vAlign w:val="top"/>
+          </w:tcPr>
+          <w:p>
+            <w:pPr>
+              <w:spacing w:before="40" w:after="40"/>
+              <w:rPr>
+                <w:sz w:val="18"/>
+              </w:rPr>
+            </w:pPr>
+            <w:r>
+              <w:rPr>
+                <w:b/>
+                <w:sz w:val="18"/>
+                <w:szCs w:val="18"/>
+              </w:rPr>
+              <w:t xml:space="preserve">16.3</w:t>
+            </w:r>
+          </w:p>
+        </w:tc>
+        <w:tc>
+          <w:tcPr>
+            <w:tcW w:w="4675" w:type="dxa"/>
+            <w:vAlign w:val="top"/>
+          </w:tcPr>
+          <w:p>
+            <w:pPr>
+              <w:spacing w:before="40" w:after="40"/>
+              <w:rPr>
+                <w:sz w:val="18"/>
+              </w:rPr>
+            </w:pPr>
+            <w:r>
+              <w:rPr>
+                <w:sz w:val="18"/>
+                <w:szCs w:val="18"/>
+              </w:rPr>
+              <w:t xml:space="preserve">Nube pública con región o zona en Chile o Sudamérica, </w:t>
+            </w:r>
+            <w:r>
+              <w:rPr>
+                <w:b/>
+                <w:sz w:val="18"/>
+                <w:szCs w:val="18"/>
+              </w:rPr>
+              <w:t xml:space="preserve">«declarando expresamente la región primaria y la región secundaria utilizadas»</w:t>
+            </w:r>
+          </w:p>
+        </w:tc>
+      </w:tr>
+      <w:tr>
+        <w:trPr>
+          <w:cantSplit/>
+        </w:trPr>
+        <w:tc>
+          <w:tcPr>
+            <w:tcW w:w="4675" w:type="dxa"/>
+            <w:vAlign w:val="top"/>
+          </w:tcPr>
+          <w:p>
+            <w:pPr>
+              <w:spacing w:before="40" w:after="40"/>
+              <w:rPr>
+                <w:sz w:val="18"/>
+              </w:rPr>
+            </w:pPr>
+            <w:r>
+              <w:rPr>
+                <w:b/>
+                <w:sz w:val="18"/>
+                <w:szCs w:val="18"/>
+              </w:rPr>
+              <w:t xml:space="preserve">40.1</w:t>
+            </w:r>
+          </w:p>
+        </w:tc>
+        <w:tc>
+          <w:tcPr>
+            <w:tcW w:w="4675" w:type="dxa"/>
+            <w:vAlign w:val="top"/>
+          </w:tcPr>
+          <w:p>
+            <w:pPr>
+              <w:spacing w:before="40" w:after="40"/>
+              <w:rPr>
+                <w:sz w:val="18"/>
+              </w:rPr>
+            </w:pPr>
+            <w:r>
+              <w:rPr>
+                <w:sz w:val="18"/>
+                <w:szCs w:val="18"/>
+              </w:rPr>
+              <w:t xml:space="preserve">«La falta de foliación es requisito excluyente y produce la exclusión automática»</w:t>
+            </w:r>
+          </w:p>
+        </w:tc>
+      </w:tr>
+      <w:tr>
+        <w:trPr>
+          <w:cantSplit/>
+        </w:trPr>
+        <w:tc>
+          <w:tcPr>
+            <w:tcW w:w="4675" w:type="dxa"/>
+            <w:vAlign w:val="top"/>
+          </w:tcPr>
+          <w:p>
+            <w:pPr>
+              <w:spacing w:before="40" w:after="40"/>
+              <w:rPr>
+                <w:sz w:val="18"/>
+              </w:rPr>
+            </w:pPr>
+            <w:r>
+              <w:rPr>
+                <w:b/>
+                <w:sz w:val="18"/>
+                <w:szCs w:val="18"/>
+              </w:rPr>
+              <w:t xml:space="preserve">43</w:t>
+            </w:r>
+          </w:p>
+        </w:tc>
+        <w:tc>
+          <w:tcPr>
+            <w:tcW w:w="4675" w:type="dxa"/>
+            <w:vAlign w:val="top"/>
+          </w:tcPr>
+          <w:p>
+            <w:pPr>
+              <w:spacing w:before="40" w:after="40"/>
+              <w:rPr>
+                <w:sz w:val="18"/>
+              </w:rPr>
+            </w:pPr>
+            <w:r>
+              <w:rPr>
+                <w:sz w:val="18"/>
+                <w:szCs w:val="18"/>
+              </w:rPr>
+              <w:t xml:space="preserve">Período de consultas por canal oficial, en planilla con estructura obligatoria</w:t>
+            </w:r>
+          </w:p>
+        </w:tc>
+      </w:tr>
+    </w:tbl>
+    <w:p>
+      <w:pPr>
+        <w:spacing w:before="0" w:after="100"/>
+      </w:pPr>
+    </w:p>
+    <w:p>
+      <w:pPr>
+        <w:spacing w:before="0" w:after="140" w:line="264" w:lineRule="auto"/>
+      </w:pPr>
+      <w:r>
+        <w:rPr>
+          <w:b/>
+        </w:rPr>
+        <w:t xml:space="preserve">El Art. 16.3 es un hallazgo:</w:t>
+      </w:r>
+      <w:r>
+        <w:t xml:space="preserve"> obliga a declarar región primaria </w:t>
+      </w:r>
+      <w:r>
+        <w:rPr>
+          <w:b/>
+        </w:rPr>
+        <w:t xml:space="preserve">y</w:t>
+      </w:r>
+      <w:r>
+        <w:t xml:space="preserve"> secundaria de nube. Eso respalda por escrito la corrección de §5.9.2 —el secundario de la nube es otra región Azure, no San Bernardo— y conviene citarlo en el informe junto a RT-07.02.</w:t>
+      </w:r>
     </w:p>
     <w:sectPr>
       <w:footerReference w:type="default" r:id="rId3"/>

--- a/equipo/D4/D4-MATERIAL-INFORME1.docx
+++ b/equipo/D4/D4-MATERIAL-INFORME1.docx
@@ -3741,28 +3741,49 @@
         <w:rPr>
           <w:b/>
         </w:rPr>
-        <w:t xml:space="preserve">Bloqueada hasta S4.</w:t>
-      </w:r>
-      <w:r>
-        <w:t xml:space="preserve"> Lo que sí está cerrado son las </w:t>
-      </w:r>
-      <w:r>
-        <w:rPr>
-          <w:b/>
-        </w:rPr>
-        <w:t xml:space="preserve">columnas</w:t>
-      </w:r>
-      <w:r>
-        <w:t xml:space="preserve"> y los </w:t>
-      </w:r>
-      <w:r>
-        <w:rPr>
-          <w:b/>
-        </w:rPr>
-        <w:t xml:space="preserve">criterios</w:t>
-      </w:r>
-      <w:r>
-        <w:t xml:space="preserve">, que es lo que el Art. 16.2 exige justificar. Estructura obligatoria:</w:t>
+        <w:t xml:space="preserve">DESBLOQUEADA Y CONSTRUIDA.</w:t>
+      </w:r>
+      <w:r>
+        <w:t xml:space="preserve"> D3 entregó el inventario lógico (Eje 5 de </w:t>
+      </w:r>
+      <w:r>
+        <w:rPr>
+          <w:rFonts w:ascii="Consolas" w:hAnsi="Consolas"/>
+          <w:color w:val="5B21B6"/>
+          <w:sz w:val="20"/>
+          <w:szCs w:val="20"/>
+          <w:shd w:val="clear" w:fill="F1F4F8"/>
+        </w:rPr>
+        <w:t xml:space="preserve">subdoc4.1-arquitectura-logica.md</w:t>
+      </w:r>
+      <w:r>
+        <w:t xml:space="preserve">) y la tabla está en </w:t>
+      </w:r>
+      <w:r>
+        <w:rPr>
+          <w:b/>
+        </w:rPr>
+        <w:t xml:space="preserve">`T-11-tabla-emplazamiento.md`</w:t>
+      </w:r>
+      <w:r>
+        <w:t xml:space="preserve">: 34 componentes en cuatro emplazamientos, con la matriz de los seis criterios del Art. 16.2 y cuatro correcciones documentadas respecto de la recomendación de D3 — la principal, el </w:t>
+      </w:r>
+      <w:r>
+        <w:rPr>
+          <w:b/>
+        </w:rPr>
+        <w:t xml:space="preserve">nodo de continuidad operacional en San Bernardo</w:t>
+      </w:r>
+      <w:r>
+        <w:t xml:space="preserve">, que la recomendación de D3 no contemplaba y que RT-03.10 y RT-21.06 hacen obligatorio.</w:t>
+      </w:r>
+    </w:p>
+    <w:p>
+      <w:pPr>
+        <w:spacing w:before="0" w:after="140" w:line="264" w:lineRule="auto"/>
+      </w:pPr>
+      <w:r>
+        <w:t xml:space="preserve">Estructura de columnas:</w:t>
       </w:r>
     </w:p>
     <w:tbl>
